--- a/Fase 2/Evidencias Grupales/2.4_GuiaEstudiante_Fase 2_DesarrolloProyecto APT(Español).docx
+++ b/Fase 2/Evidencias Grupales/2.4_GuiaEstudiante_Fase 2_DesarrolloProyecto APT(Español).docx
@@ -744,18 +744,7 @@
                 <w:szCs w:val="20"/>
                 <w:lang w:eastAsia="es-CL"/>
               </w:rPr>
-              <w:t xml:space="preserve">Scrum </w:t>
-            </w:r>
-            <w:r>
-              <w:rPr>
-                <w:rFonts w:ascii="Calibri" w:hAnsi="Calibri" w:cs="Arial"/>
-                <w:i/>
-                <w:iCs/>
-                <w:sz w:val="20"/>
-                <w:szCs w:val="20"/>
-                <w:lang w:eastAsia="es-CL"/>
-              </w:rPr>
-              <w:t>Máster</w:t>
+              <w:t>Scrum Máster</w:t>
             </w:r>
             <w:r>
               <w:rPr>
@@ -802,9 +791,8 @@
                 <w:szCs w:val="20"/>
                 <w:lang w:eastAsia="es-CL"/>
               </w:rPr>
-              <w:t xml:space="preserve"> </w:t>
-            </w:r>
-            <w:proofErr w:type="spellStart"/>
+              <w:t xml:space="preserve"> y historias de usuario</w:t>
+            </w:r>
             <w:r>
               <w:rPr>
                 <w:rFonts w:ascii="Calibri" w:hAnsi="Calibri" w:cs="Arial"/>
@@ -813,48 +801,7 @@
                 <w:szCs w:val="20"/>
                 <w:lang w:eastAsia="es-CL"/>
               </w:rPr>
-              <w:t>y</w:t>
-            </w:r>
-            <w:proofErr w:type="spellEnd"/>
-            <w:r>
-              <w:rPr>
-                <w:rFonts w:ascii="Calibri" w:hAnsi="Calibri" w:cs="Arial"/>
-                <w:iCs/>
-                <w:sz w:val="20"/>
-                <w:szCs w:val="20"/>
-                <w:lang w:eastAsia="es-CL"/>
-              </w:rPr>
-              <w:t xml:space="preserve"> historias de usuario</w:t>
-            </w:r>
-            <w:r>
-              <w:rPr>
-                <w:rFonts w:ascii="Calibri" w:hAnsi="Calibri" w:cs="Arial"/>
-                <w:iCs/>
-                <w:sz w:val="20"/>
-                <w:szCs w:val="20"/>
-                <w:lang w:eastAsia="es-CL"/>
-              </w:rPr>
-              <w:t xml:space="preserve">: Se identificó que diversas historias de usuario presentaban un alcance demasiado amplio (requiriendo desagregación) o carecían del formato adecuado, por lo que se procedió a un </w:t>
-            </w:r>
-            <w:r>
-              <w:rPr>
-                <w:rFonts w:ascii="Calibri" w:hAnsi="Calibri" w:cs="Arial"/>
-                <w:iCs/>
-                <w:sz w:val="20"/>
-                <w:szCs w:val="20"/>
-                <w:lang w:eastAsia="es-CL"/>
-              </w:rPr>
-              <w:t>reetiquetado</w:t>
-            </w:r>
-            <w:r>
-              <w:rPr>
-                <w:rFonts w:ascii="Calibri" w:hAnsi="Calibri" w:cs="Arial"/>
-                <w:iCs/>
-                <w:sz w:val="20"/>
-                <w:szCs w:val="20"/>
-                <w:lang w:eastAsia="es-CL"/>
-              </w:rPr>
-              <w:t xml:space="preserve"> y refinamiento exhaustivo.</w:t>
+              <w:t>: Se identificó que diversas historias de usuario presentaban un alcance demasiado amplio (requiriendo desagregación) o carecían del formato adecuado, por lo que se procedió a un reetiquetado y refinamiento exhaustivo.</w:t>
             </w:r>
           </w:p>
           <w:p>
@@ -902,29 +849,7 @@
                 <w:szCs w:val="20"/>
                 <w:lang w:eastAsia="es-CL"/>
               </w:rPr>
-              <w:t xml:space="preserve">. Al constatar la falta de registros históricos formales e informales suficientes para entrenar o ajustar un modelo predictivo (vía modelos en la nube o </w:t>
-            </w:r>
-            <w:proofErr w:type="spellStart"/>
-            <w:r>
-              <w:rPr>
-                <w:rFonts w:ascii="Calibri" w:hAnsi="Calibri" w:cs="Arial"/>
-                <w:iCs/>
-                <w:sz w:val="20"/>
-                <w:szCs w:val="20"/>
-                <w:lang w:eastAsia="es-CL"/>
-              </w:rPr>
-              <w:t>LLMs</w:t>
-            </w:r>
-            <w:proofErr w:type="spellEnd"/>
-            <w:r>
-              <w:rPr>
-                <w:rFonts w:ascii="Calibri" w:hAnsi="Calibri" w:cs="Arial"/>
-                <w:iCs/>
-                <w:sz w:val="20"/>
-                <w:szCs w:val="20"/>
-                <w:lang w:eastAsia="es-CL"/>
-              </w:rPr>
-              <w:t>), se decidió sustituir dicho requerimiento por un sistema de Reconocimiento Facial para inicio de sesión mediante Deep Learning (CNN). Este cambio mantiene el componente de Inteligencia Artificial planificado, pero sobre una base de datos de entrenamiento viable de obtener y procesar.</w:t>
+              <w:t>. Al constatar la falta de registros históricos formales e informales suficientes para entrenar o ajustar un modelo predictivo (vía modelos en la nube o LLMs), se decidió sustituir dicho requerimiento por un sistema de Reconocimiento Facial para inicio de sesión mediante Deep Learning (CNN). Este cambio mantiene el componente de Inteligencia Artificial planificado, pero sobre una base de datos de entrenamiento viable de obtener y procesar.</w:t>
             </w:r>
           </w:p>
           <w:p>
@@ -1096,17 +1021,7 @@
                 <w:szCs w:val="20"/>
                 <w:lang w:eastAsia="es-CL"/>
               </w:rPr>
-              <w:t>Se sustituyó el objetivo específico orientado a la predicción de rutas mediante modelos de Inteligencia Artificial por la implementación de un módulo de inicio de sesión con reconocimiento facial basado en redes neuronales convolucionales (CNN)</w:t>
-            </w:r>
-            <w:r>
-              <w:rPr>
-                <w:rFonts w:ascii="Calibri" w:hAnsi="Calibri" w:cs="Arial"/>
-                <w:iCs/>
-                <w:sz w:val="20"/>
-                <w:szCs w:val="20"/>
-                <w:lang w:eastAsia="es-CL"/>
-              </w:rPr>
-              <w:t>.</w:t>
+              <w:t>Se sustituyó el objetivo específico orientado a la predicción de rutas mediante modelos de Inteligencia Artificial por la implementación de un módulo de inicio de sesión con reconocimiento facial basado en redes neuronales convolucionales (CNN).</w:t>
             </w:r>
           </w:p>
           <w:p>
@@ -1209,37 +1124,7 @@
                 <w:szCs w:val="20"/>
                 <w:lang w:eastAsia="es-CL"/>
               </w:rPr>
-              <w:t xml:space="preserve">Se elimino la historia de usuario 11 porque es un estándar transversal que </w:t>
-            </w:r>
-            <w:r>
-              <w:rPr>
-                <w:rFonts w:ascii="Calibri" w:hAnsi="Calibri" w:cs="Arial"/>
-                <w:iCs/>
-                <w:sz w:val="20"/>
-                <w:szCs w:val="20"/>
-                <w:lang w:eastAsia="es-CL"/>
-              </w:rPr>
-              <w:t xml:space="preserve">debe realizarse en cada historia de usuario desarrollada durante los </w:t>
-            </w:r>
-            <w:r>
-              <w:rPr>
-                <w:rFonts w:ascii="Calibri" w:hAnsi="Calibri" w:cs="Arial"/>
-                <w:iCs/>
-                <w:sz w:val="20"/>
-                <w:szCs w:val="20"/>
-                <w:lang w:eastAsia="es-CL"/>
-              </w:rPr>
-              <w:t>Sprint</w:t>
-            </w:r>
-            <w:r>
-              <w:rPr>
-                <w:rFonts w:ascii="Calibri" w:hAnsi="Calibri" w:cs="Arial"/>
-                <w:iCs/>
-                <w:sz w:val="20"/>
-                <w:szCs w:val="20"/>
-                <w:lang w:eastAsia="es-CL"/>
-              </w:rPr>
-              <w:t>, no un requerimiento que se entrega una sola vez al final</w:t>
+              <w:t>Se elimino la historia de usuario 11 porque es un estándar transversal que debe realizarse en cada historia de usuario desarrollada durante los Sprint, no un requerimiento que se entrega una sola vez al final</w:t>
             </w:r>
           </w:p>
           <w:p>
@@ -1355,67 +1240,7 @@
                 <w:szCs w:val="20"/>
                 <w:lang w:eastAsia="es-CL"/>
               </w:rPr>
-              <w:t xml:space="preserve">Se agrego las historias de usuario HU06, </w:t>
-            </w:r>
-            <w:r>
-              <w:rPr>
-                <w:rFonts w:ascii="Calibri" w:hAnsi="Calibri" w:cs="Arial"/>
-                <w:iCs/>
-                <w:sz w:val="20"/>
-                <w:szCs w:val="20"/>
-                <w:lang w:eastAsia="es-CL"/>
-              </w:rPr>
-              <w:t>HU07</w:t>
-            </w:r>
-            <w:r>
-              <w:rPr>
-                <w:rFonts w:ascii="Calibri" w:hAnsi="Calibri" w:cs="Arial"/>
-                <w:iCs/>
-                <w:sz w:val="20"/>
-                <w:szCs w:val="20"/>
-                <w:lang w:eastAsia="es-CL"/>
-              </w:rPr>
-              <w:t xml:space="preserve">, </w:t>
-            </w:r>
-            <w:r>
-              <w:rPr>
-                <w:rFonts w:ascii="Calibri" w:hAnsi="Calibri" w:cs="Arial"/>
-                <w:iCs/>
-                <w:sz w:val="20"/>
-                <w:szCs w:val="20"/>
-                <w:lang w:eastAsia="es-CL"/>
-              </w:rPr>
-              <w:t>HU08</w:t>
-            </w:r>
-            <w:r>
-              <w:rPr>
-                <w:rFonts w:ascii="Calibri" w:hAnsi="Calibri" w:cs="Arial"/>
-                <w:iCs/>
-                <w:sz w:val="20"/>
-                <w:szCs w:val="20"/>
-                <w:lang w:eastAsia="es-CL"/>
-              </w:rPr>
-              <w:t xml:space="preserve"> y </w:t>
-            </w:r>
-            <w:r>
-              <w:rPr>
-                <w:rFonts w:ascii="Calibri" w:hAnsi="Calibri" w:cs="Arial"/>
-                <w:iCs/>
-                <w:sz w:val="20"/>
-                <w:szCs w:val="20"/>
-                <w:lang w:eastAsia="es-CL"/>
-              </w:rPr>
-              <w:t>HU09</w:t>
-            </w:r>
-            <w:r>
-              <w:rPr>
-                <w:rFonts w:ascii="Calibri" w:hAnsi="Calibri" w:cs="Arial"/>
-                <w:iCs/>
-                <w:sz w:val="20"/>
-                <w:szCs w:val="20"/>
-                <w:lang w:eastAsia="es-CL"/>
-              </w:rPr>
-              <w:t xml:space="preserve"> para desarrollar más la historia de usuario HU05 Registrar servicios/viajes</w:t>
+              <w:t>Se agrego las historias de usuario HU06, HU07, HU08 y HU09 para desarrollar más la historia de usuario HU05 Registrar servicios/viajes</w:t>
             </w:r>
           </w:p>
           <w:p>
@@ -1472,10 +1297,7 @@
               <w:t>Se agrego la historia de usuario HU15 y HU16 para poder cumplir la calidad de seguridad pedida por</w:t>
             </w:r>
             <w:r>
-              <w:t xml:space="preserve"> </w:t>
-            </w:r>
-            <w:r>
-              <w:t>Transporte Guillermo Varas</w:t>
+              <w:t xml:space="preserve"> Transporte Guillermo Varas</w:t>
             </w:r>
           </w:p>
           <w:p>
@@ -2163,16 +1985,7 @@
                 <w:iCs/>
                 <w:lang w:eastAsia="es-CL"/>
               </w:rPr>
-              <w:t xml:space="preserve">Documenta la estrategia, casos de prueba y criterios de aceptación definidos para verificar el correcto funcionamiento del software, lo que se justifica al demostrar cómo se resguarda la calidad transversal del proyecto y se asegura que cada componente cumpla con las especificaciones antes de </w:t>
-            </w:r>
-            <w:r>
-              <w:rPr>
-                <w:rFonts w:ascii="Calibri" w:hAnsi="Calibri" w:cs="Calibri"/>
-                <w:bCs/>
-                <w:iCs/>
-                <w:lang w:eastAsia="es-CL"/>
-              </w:rPr>
-              <w:t>entregarlo al product owner</w:t>
+              <w:t>Documenta la estrategia, casos de prueba y criterios de aceptación definidos para verificar el correcto funcionamiento del software, lo que se justifica al demostrar cómo se resguarda la calidad transversal del proyecto y se asegura que cada componente cumpla con las especificaciones antes de entregarlo al product owner</w:t>
             </w:r>
           </w:p>
           <w:p>
@@ -2202,14 +2015,7 @@
                 <w:rFonts w:ascii="Calibri" w:hAnsi="Calibri" w:cs="Calibri"/>
                 <w:bCs/>
               </w:rPr>
-              <w:t xml:space="preserve">: </w:t>
-            </w:r>
-            <w:r>
-              <w:rPr>
-                <w:rFonts w:ascii="Calibri" w:hAnsi="Calibri" w:cs="Calibri"/>
-                <w:bCs/>
-              </w:rPr>
-              <w:t>Presenta la estructura técnica y el diseño de componentes del sistema, justificando su inclusión al acreditar que el proyecto cuenta con una base conceptual sólida, escalable y adecuadamente organizada</w:t>
+              <w:t>: Presenta la estructura técnica y el diseño de componentes del sistema, justificando su inclusión al acreditar que el proyecto cuenta con una base conceptual sólida, escalable y adecuadamente organizada</w:t>
             </w:r>
           </w:p>
           <w:p>
@@ -2234,19 +2040,8 @@
                 <w:iCs/>
                 <w:lang w:eastAsia="es-CL"/>
               </w:rPr>
-              <w:t xml:space="preserve">Daily </w:t>
-            </w:r>
-            <w:proofErr w:type="gramStart"/>
-            <w:r>
-              <w:rPr>
-                <w:rFonts w:ascii="Calibri" w:hAnsi="Calibri" w:cs="Calibri"/>
-                <w:bCs/>
-                <w:iCs/>
-                <w:lang w:eastAsia="es-CL"/>
-              </w:rPr>
-              <w:t>Meeting</w:t>
-            </w:r>
-            <w:proofErr w:type="gramEnd"/>
+              <w:t>Daily Meeting</w:t>
+            </w:r>
             <w:r>
               <w:rPr>
                 <w:rFonts w:ascii="Calibri" w:hAnsi="Calibri" w:cs="Calibri"/>
@@ -2300,28 +2095,7 @@
                 <w:rFonts w:ascii="Calibri" w:hAnsi="Calibri" w:cs="Calibri"/>
                 <w:bCs/>
               </w:rPr>
-              <w:t xml:space="preserve">: </w:t>
-            </w:r>
-            <w:r>
-              <w:rPr>
-                <w:rFonts w:ascii="Calibri" w:hAnsi="Calibri" w:cs="Calibri"/>
-                <w:bCs/>
-              </w:rPr>
-              <w:t xml:space="preserve">Muestra el esquema relacional y la estructura de almacenamiento de información del sistema, cuya relevancia se justifica al respaldar la correcta gestión, integridad y consistencia de los datos </w:t>
-            </w:r>
-            <w:r>
-              <w:rPr>
-                <w:rFonts w:ascii="Calibri" w:hAnsi="Calibri" w:cs="Calibri"/>
-                <w:bCs/>
-              </w:rPr>
-              <w:t>que se requerirán para</w:t>
-            </w:r>
-            <w:r>
-              <w:rPr>
-                <w:rFonts w:ascii="Calibri" w:hAnsi="Calibri" w:cs="Calibri"/>
-                <w:bCs/>
-              </w:rPr>
-              <w:t xml:space="preserve"> los distintos módulos de la aplicación</w:t>
+              <w:t>: Muestra el esquema relacional y la estructura de almacenamiento de información del sistema, cuya relevancia se justifica al respaldar la correcta gestión, integridad y consistencia de los datos que se requerirán para los distintos módulos de la aplicación</w:t>
             </w:r>
           </w:p>
           <w:p>
@@ -2339,35 +2113,19 @@
                 <w:lang w:eastAsia="es-CL"/>
               </w:rPr>
             </w:pPr>
-            <w:proofErr w:type="spellStart"/>
             <w:r>
               <w:rPr>
                 <w:rFonts w:ascii="Calibri" w:hAnsi="Calibri" w:cs="Calibri"/>
                 <w:bCs/>
               </w:rPr>
-              <w:t>Burndown</w:t>
-            </w:r>
-            <w:proofErr w:type="spellEnd"/>
+              <w:t>Burndown chart</w:t>
+            </w:r>
             <w:r>
               <w:rPr>
                 <w:rFonts w:ascii="Calibri" w:hAnsi="Calibri" w:cs="Calibri"/>
                 <w:bCs/>
               </w:rPr>
-              <w:t xml:space="preserve"> chart</w:t>
-            </w:r>
-            <w:r>
-              <w:rPr>
-                <w:rFonts w:ascii="Calibri" w:hAnsi="Calibri" w:cs="Calibri"/>
-                <w:bCs/>
-              </w:rPr>
-              <w:t>: Es el grafico</w:t>
-            </w:r>
-            <w:r>
-              <w:rPr>
-                <w:rFonts w:ascii="Calibri" w:hAnsi="Calibri" w:cs="Calibri"/>
-                <w:bCs/>
-              </w:rPr>
-              <w:t xml:space="preserve"> de trabajo pendiente a lo largo del tiempo durante el sprint, permitiendo justificar de forma visual la velocidad del equipo, el ritmo de cumplimiento de las tareas y la capacidad de estimación en la ejecución del proyecto</w:t>
+              <w:t>: Es el grafico de trabajo pendiente a lo largo del tiempo durante el sprint, permitiendo justificar de forma visual la velocidad del equipo, el ritmo de cumplimiento de las tareas y la capacidad de estimación en la ejecución del proyecto</w:t>
             </w:r>
           </w:p>
           <w:p>
@@ -2385,21 +2143,12 @@
                 <w:lang w:eastAsia="es-CL"/>
               </w:rPr>
             </w:pPr>
-            <w:proofErr w:type="spellStart"/>
             <w:r>
               <w:rPr>
                 <w:rFonts w:ascii="Calibri" w:hAnsi="Calibri" w:cs="Calibri"/>
                 <w:bCs/>
               </w:rPr>
-              <w:t>Impediment</w:t>
-            </w:r>
-            <w:proofErr w:type="spellEnd"/>
-            <w:r>
-              <w:rPr>
-                <w:rFonts w:ascii="Calibri" w:hAnsi="Calibri" w:cs="Calibri"/>
-                <w:bCs/>
-              </w:rPr>
-              <w:t xml:space="preserve"> log</w:t>
+              <w:t>Impediment log</w:t>
             </w:r>
             <w:r>
               <w:rPr>
@@ -2456,27 +2205,7 @@
                 <w:iCs/>
                 <w:lang w:eastAsia="es-CL"/>
               </w:rPr>
-              <w:t xml:space="preserve">Constituye la implementación funcional del primer módulo desarrollado junto con su servicio </w:t>
-            </w:r>
-            <w:proofErr w:type="spellStart"/>
-            <w:r>
-              <w:rPr>
-                <w:rFonts w:ascii="Calibri" w:hAnsi="Calibri" w:cs="Calibri"/>
-                <w:bCs/>
-                <w:iCs/>
-                <w:lang w:eastAsia="es-CL"/>
-              </w:rPr>
-              <w:t>backend</w:t>
-            </w:r>
-            <w:proofErr w:type="spellEnd"/>
-            <w:r>
-              <w:rPr>
-                <w:rFonts w:ascii="Calibri" w:hAnsi="Calibri" w:cs="Calibri"/>
-                <w:bCs/>
-                <w:iCs/>
-                <w:lang w:eastAsia="es-CL"/>
-              </w:rPr>
-              <w:t xml:space="preserve"> correspondiente, justificando el avance práctico del proyecto al entregar evidencia tangible del incremento de software funcional obtenido en el Sprint 1</w:t>
+              <w:t>Constituye la implementación funcional del primer módulo desarrollado junto con su servicio backend correspondiente, justificando el avance práctico del proyecto al entregar evidencia tangible del incremento de software funcional obtenido en el Sprint 1</w:t>
             </w:r>
           </w:p>
           <w:p>
@@ -2506,29 +2235,15 @@
                 <w:rFonts w:ascii="Calibri" w:hAnsi="Calibri" w:cs="Calibri"/>
                 <w:bCs/>
               </w:rPr>
-              <w:t xml:space="preserve"> V1: </w:t>
+              <w:t xml:space="preserve"> V1: Contiene la especificación detallada de las necesidades del cliente estructuradas </w:t>
             </w:r>
             <w:r>
               <w:rPr>
                 <w:rFonts w:ascii="Calibri" w:hAnsi="Calibri" w:cs="Calibri"/>
                 <w:bCs/>
               </w:rPr>
-              <w:t xml:space="preserve">Contiene la especificación detallada de las necesidades del cliente estructuradas </w:t>
-            </w:r>
-            <w:r>
-              <w:rPr>
-                <w:rFonts w:ascii="Calibri" w:hAnsi="Calibri" w:cs="Calibri"/>
-                <w:bCs/>
-              </w:rPr>
               <w:lastRenderedPageBreak/>
-              <w:t>bajo</w:t>
-            </w:r>
-            <w:r>
-              <w:rPr>
-                <w:rFonts w:ascii="Calibri" w:hAnsi="Calibri" w:cs="Calibri"/>
-                <w:bCs/>
-              </w:rPr>
-              <w:t xml:space="preserve"> un formato tabla, la V1 será la realizada antes de hacer el Sprint 1 uno y estará para generar contraste con la V2</w:t>
+              <w:t>bajo un formato tabla, la V1 será la realizada antes de hacer el Sprint 1 uno y estará para generar contraste con la V2</w:t>
             </w:r>
           </w:p>
           <w:p>
@@ -2551,28 +2266,7 @@
                 <w:rFonts w:ascii="Calibri" w:hAnsi="Calibri" w:cs="Calibri"/>
                 <w:bCs/>
               </w:rPr>
-              <w:t>Historias de usuario + criterios de aceptación V</w:t>
-            </w:r>
-            <w:r>
-              <w:rPr>
-                <w:rFonts w:ascii="Calibri" w:hAnsi="Calibri" w:cs="Calibri"/>
-                <w:bCs/>
-              </w:rPr>
-              <w:t xml:space="preserve">2: </w:t>
-            </w:r>
-            <w:r>
-              <w:rPr>
-                <w:rFonts w:ascii="Calibri" w:hAnsi="Calibri" w:cs="Calibri"/>
-                <w:bCs/>
-              </w:rPr>
-              <w:t>Contiene la especificación detallada de las necesidades del cliente estructuradas bajo un formato tabla</w:t>
-            </w:r>
-            <w:r>
-              <w:rPr>
-                <w:rFonts w:ascii="Calibri" w:hAnsi="Calibri" w:cs="Calibri"/>
-                <w:bCs/>
-              </w:rPr>
-              <w:t>, la V2 es la ocupada actualmente.</w:t>
+              <w:t>Historias de usuario + criterios de aceptación V2: Contiene la especificación detallada de las necesidades del cliente estructuradas bajo un formato tabla, la V2 es la ocupada actualmente.</w:t>
             </w:r>
           </w:p>
           <w:p>
@@ -2602,14 +2296,7 @@
                 <w:rFonts w:ascii="Calibri" w:hAnsi="Calibri" w:cs="Calibri"/>
                 <w:bCs/>
               </w:rPr>
-              <w:t xml:space="preserve">: </w:t>
-            </w:r>
-            <w:r>
-              <w:rPr>
-                <w:rFonts w:ascii="Calibri" w:hAnsi="Calibri" w:cs="Calibri"/>
-                <w:bCs/>
-              </w:rPr>
-              <w:t>Muestra la herramienta visual utilizada para la gestión de flujo de trabajo y estados de las tareas en tiempo real, justificando el control operativo del equipo y la transparencia en la asignación de actividades dentro de cada sprint</w:t>
+              <w:t>: Muestra la herramienta visual utilizada para la gestión de flujo de trabajo y estados de las tareas en tiempo real, justificando el control operativo del equipo y la transparencia en la asignación de actividades dentro de cada sprint</w:t>
             </w:r>
           </w:p>
           <w:p>
@@ -2639,28 +2326,7 @@
                 <w:rFonts w:ascii="Calibri" w:hAnsi="Calibri" w:cs="Calibri"/>
                 <w:bCs/>
               </w:rPr>
-              <w:t xml:space="preserve"> 1: </w:t>
-            </w:r>
-            <w:r>
-              <w:rPr>
-                <w:rFonts w:ascii="Calibri" w:hAnsi="Calibri" w:cs="Calibri"/>
-                <w:bCs/>
-              </w:rPr>
-              <w:t xml:space="preserve">Corresponde al conjunto de historias de usuario y tareas seleccionadas específicamente para ser desarrolladas en el </w:t>
-            </w:r>
-            <w:r>
-              <w:rPr>
-                <w:rFonts w:ascii="Calibri" w:hAnsi="Calibri" w:cs="Calibri"/>
-                <w:bCs/>
-              </w:rPr>
-              <w:t>Sprint 1</w:t>
-            </w:r>
-            <w:r>
-              <w:rPr>
-                <w:rFonts w:ascii="Calibri" w:hAnsi="Calibri" w:cs="Calibri"/>
-                <w:bCs/>
-              </w:rPr>
-              <w:t>, lo que evidencia el compromiso de entrega a corto plazo y la planificación operativa del equipo</w:t>
+              <w:t xml:space="preserve"> 1: Corresponde al conjunto de historias de usuario y tareas seleccionadas específicamente para ser desarrolladas en el Sprint 1, lo que evidencia el compromiso de entrega a corto plazo y la planificación operativa del equipo</w:t>
             </w:r>
           </w:p>
           <w:p>
@@ -2683,35 +2349,7 @@
                 <w:rFonts w:ascii="Calibri" w:hAnsi="Calibri" w:cs="Calibri"/>
                 <w:bCs/>
               </w:rPr>
-              <w:t xml:space="preserve">Sprint Backlog </w:t>
-            </w:r>
-            <w:r>
-              <w:rPr>
-                <w:rFonts w:ascii="Calibri" w:hAnsi="Calibri" w:cs="Calibri"/>
-                <w:bCs/>
-              </w:rPr>
-              <w:t>2</w:t>
-            </w:r>
-            <w:r>
-              <w:rPr>
-                <w:rFonts w:ascii="Calibri" w:hAnsi="Calibri" w:cs="Calibri"/>
-                <w:bCs/>
-              </w:rPr>
-              <w:t>:</w:t>
-            </w:r>
-            <w:r>
-              <w:rPr>
-                <w:rFonts w:ascii="Calibri" w:hAnsi="Calibri" w:cs="Calibri"/>
-                <w:bCs/>
-              </w:rPr>
-              <w:t xml:space="preserve"> </w:t>
-            </w:r>
-            <w:r>
-              <w:rPr>
-                <w:rFonts w:ascii="Calibri" w:hAnsi="Calibri" w:cs="Calibri"/>
-                <w:bCs/>
-              </w:rPr>
-              <w:t>Corresponde al conjunto de historias de usuario y tareas seleccionadas específicamente para ser desarrolladas en el ciclo actual, lo que evidencia el compromiso de entrega a corto plazo y la planificación operativa del equipo</w:t>
+              <w:t>Sprint Backlog 2: Corresponde al conjunto de historias de usuario y tareas seleccionadas específicamente para ser desarrolladas en el ciclo actual, lo que evidencia el compromiso de entrega a corto plazo y la planificación operativa del equipo</w:t>
             </w:r>
           </w:p>
           <w:p>
@@ -2741,21 +2379,7 @@
                 <w:rFonts w:ascii="Calibri" w:hAnsi="Calibri" w:cs="Calibri"/>
                 <w:bCs/>
               </w:rPr>
-              <w:t xml:space="preserve"> V1: </w:t>
-            </w:r>
-            <w:r>
-              <w:rPr>
-                <w:rFonts w:ascii="Calibri" w:hAnsi="Calibri" w:cs="Calibri"/>
-                <w:bCs/>
-              </w:rPr>
-              <w:t>Presenta el inventario priorizado y los requerimientos del proyecto</w:t>
-            </w:r>
-            <w:r>
-              <w:rPr>
-                <w:rFonts w:ascii="Calibri" w:hAnsi="Calibri" w:cs="Calibri"/>
-                <w:bCs/>
-              </w:rPr>
-              <w:t xml:space="preserve"> hasta la realización de el sprint 1 donde fue rehecho para ser concordante con las historias de usuario del documento versión 2.</w:t>
+              <w:t xml:space="preserve"> V1: Presenta el inventario priorizado y los requerimientos del proyecto hasta la realización de el sprint 1 donde fue rehecho para ser concordante con las historias de usuario del documento versión 2.</w:t>
             </w:r>
           </w:p>
           <w:p>
@@ -2778,42 +2402,14 @@
                 <w:rFonts w:ascii="Calibri" w:hAnsi="Calibri" w:cs="Calibri"/>
                 <w:bCs/>
               </w:rPr>
-              <w:t>Product Backlog V</w:t>
+              <w:t>Product Backlog V2:</w:t>
             </w:r>
             <w:r>
               <w:rPr>
                 <w:rFonts w:ascii="Calibri" w:hAnsi="Calibri" w:cs="Calibri"/>
                 <w:bCs/>
               </w:rPr>
-              <w:t>2</w:t>
-            </w:r>
-            <w:r>
-              <w:rPr>
-                <w:rFonts w:ascii="Calibri" w:hAnsi="Calibri" w:cs="Calibri"/>
-                <w:bCs/>
-              </w:rPr>
-              <w:t>:</w:t>
-            </w:r>
-            <w:r>
-              <w:rPr>
-                <w:rFonts w:ascii="Calibri" w:hAnsi="Calibri" w:cs="Calibri"/>
-                <w:bCs/>
-              </w:rPr>
-              <w:t xml:space="preserve"> </w:t>
-            </w:r>
-            <w:r>
-              <w:rPr>
-                <w:rFonts w:ascii="Calibri" w:hAnsi="Calibri" w:cs="Calibri"/>
-                <w:bCs/>
-              </w:rPr>
-              <w:t xml:space="preserve">Presenta el inventario priorizado y actualizado de todos los requerimientos del proyecto, demostrando la gestión continua del alcance, la capacidad de adaptación ante refinamientos y la incorporación de las solicitudes de </w:t>
-            </w:r>
-            <w:r>
-              <w:rPr>
-                <w:rFonts w:ascii="Calibri" w:hAnsi="Calibri" w:cs="Calibri"/>
-                <w:bCs/>
-              </w:rPr>
-              <w:t>el product owner.</w:t>
+              <w:t xml:space="preserve"> Presenta el inventario priorizado y actualizado de todos los requerimientos del proyecto, demostrando la gestión continua del alcance, la capacidad de adaptación ante refinamientos y la incorporación de las solicitudes de el product owner.</w:t>
             </w:r>
           </w:p>
           <w:p>
@@ -2843,14 +2439,7 @@
                 <w:rFonts w:ascii="Calibri" w:hAnsi="Calibri" w:cs="Calibri"/>
                 <w:bCs/>
               </w:rPr>
-              <w:t xml:space="preserve">: </w:t>
-            </w:r>
-            <w:r>
-              <w:rPr>
-                <w:rFonts w:ascii="Calibri" w:hAnsi="Calibri" w:cs="Calibri"/>
-                <w:bCs/>
-              </w:rPr>
-              <w:t>Registra las dinámicas de evaluación interna del equipo al finalizar el sprint, lo que se justifica al respaldar el proceso de mejora continua, identificando fortalezas, debilidades y acuerdos de acción para optimizar los siguientes ciclos de trabajo.</w:t>
+              <w:t>: Registra las dinámicas de evaluación interna del equipo al finalizar el sprint, lo que se justifica al respaldar el proceso de mejora continua, identificando fortalezas, debilidades y acuerdos de acción para optimizar los siguientes ciclos de trabajo.</w:t>
             </w:r>
           </w:p>
           <w:p>
@@ -2880,28 +2469,7 @@
                 <w:rFonts w:ascii="Calibri" w:hAnsi="Calibri" w:cs="Calibri"/>
                 <w:bCs/>
               </w:rPr>
-              <w:t xml:space="preserve">: </w:t>
-            </w:r>
-            <w:r>
-              <w:rPr>
-                <w:rFonts w:ascii="Calibri" w:hAnsi="Calibri" w:cs="Calibri"/>
-                <w:bCs/>
-              </w:rPr>
-              <w:t xml:space="preserve">Reúne </w:t>
-            </w:r>
-            <w:r>
-              <w:rPr>
-                <w:rFonts w:ascii="Calibri" w:hAnsi="Calibri" w:cs="Calibri"/>
-                <w:bCs/>
-              </w:rPr>
-              <w:t>los incrementos</w:t>
-            </w:r>
-            <w:r>
-              <w:rPr>
-                <w:rFonts w:ascii="Calibri" w:hAnsi="Calibri" w:cs="Calibri"/>
-                <w:bCs/>
-              </w:rPr>
-              <w:t xml:space="preserve"> de software ante el </w:t>
+              <w:t xml:space="preserve">: Reúne los incrementos de software ante el </w:t>
             </w:r>
             <w:r>
               <w:rPr>
@@ -2947,14 +2515,7 @@
                 <w:rFonts w:ascii="Calibri" w:hAnsi="Calibri" w:cs="Calibri"/>
                 <w:bCs/>
               </w:rPr>
-              <w:t xml:space="preserve">: </w:t>
-            </w:r>
-            <w:r>
-              <w:rPr>
-                <w:rFonts w:ascii="Calibri" w:hAnsi="Calibri" w:cs="Calibri"/>
-                <w:bCs/>
-              </w:rPr>
-              <w:t>Consiste en el historial de control de versiones donde se aloja el código fuente del sistema, lo que acredita las buenas prácticas de ingeniería de software, la trazabilidad de los cambios y el trabajo colaborativo del equipo de desarrollo</w:t>
+              <w:t>: Consiste en el historial de control de versiones donde se aloja el código fuente del sistema, lo que acredita las buenas prácticas de ingeniería de software, la trazabilidad de los cambios y el trabajo colaborativo del equipo de desarrollo</w:t>
             </w:r>
           </w:p>
           <w:p>
@@ -2986,21 +2547,7 @@
                 <w:rFonts w:ascii="Calibri" w:hAnsi="Calibri" w:cs="Calibri"/>
                 <w:bCs/>
               </w:rPr>
-              <w:t xml:space="preserve">: </w:t>
-            </w:r>
-            <w:r>
-              <w:rPr>
-                <w:rFonts w:ascii="Calibri" w:hAnsi="Calibri" w:cs="Calibri"/>
-                <w:bCs/>
-              </w:rPr>
-              <w:t>Documenta la identificación, evaluación de impacto y estrategias de mitigación ante eventualidades técnicas y operacionales del proyecto, lo que se justifica al demostrar la gestión del equipo para prever</w:t>
-            </w:r>
-            <w:r>
-              <w:rPr>
-                <w:rFonts w:ascii="Calibri" w:hAnsi="Calibri" w:cs="Calibri"/>
-                <w:bCs/>
-              </w:rPr>
-              <w:t xml:space="preserve"> los riesgos.</w:t>
+              <w:t>: Documenta la identificación, evaluación de impacto y estrategias de mitigación ante eventualidades técnicas y operacionales del proyecto, lo que se justifica al demostrar la gestión del equipo para prever los riesgos.</w:t>
             </w:r>
           </w:p>
         </w:tc>
@@ -3425,7 +2972,6 @@
               </w:rPr>
               <w:fldChar w:fldCharType="separate"/>
             </w:r>
-            <w:proofErr w:type="gramStart"/>
             <w:r>
               <w:rPr>
                 <w:rFonts w:ascii="Aptos Narrow" w:eastAsia="Times New Roman" w:hAnsi="Aptos Narrow" w:cs="Times New Roman"/>
@@ -3433,17 +2979,7 @@
                 <w:u w:val="single"/>
                 <w:lang w:eastAsia="es-CL"/>
               </w:rPr>
-              <w:t>Responsable[</w:t>
-            </w:r>
-            <w:proofErr w:type="gramEnd"/>
-            <w:r>
-              <w:rPr>
-                <w:rFonts w:ascii="Aptos Narrow" w:eastAsia="Times New Roman" w:hAnsi="Aptos Narrow" w:cs="Times New Roman"/>
-                <w:color w:val="467886"/>
-                <w:u w:val="single"/>
-                <w:lang w:eastAsia="es-CL"/>
-              </w:rPr>
-              <w:t>1]</w:t>
+              <w:t>Responsable[1]</w:t>
             </w:r>
             <w:r>
               <w:rPr>
@@ -6111,29 +5647,7 @@
                 <w:szCs w:val="18"/>
                 <w:lang w:eastAsia="es-CL"/>
               </w:rPr>
-              <w:t xml:space="preserve">Interfaz </w:t>
-            </w:r>
-            <w:proofErr w:type="spellStart"/>
-            <w:r>
-              <w:rPr>
-                <w:rFonts w:ascii="Aptos Narrow" w:eastAsia="Times New Roman" w:hAnsi="Aptos Narrow" w:cs="Times New Roman"/>
-                <w:color w:val="000000"/>
-                <w:sz w:val="18"/>
-                <w:szCs w:val="18"/>
-                <w:lang w:eastAsia="es-CL"/>
-              </w:rPr>
-              <w:t>supabase</w:t>
-            </w:r>
-            <w:proofErr w:type="spellEnd"/>
-            <w:r>
-              <w:rPr>
-                <w:rFonts w:ascii="Aptos Narrow" w:eastAsia="Times New Roman" w:hAnsi="Aptos Narrow" w:cs="Times New Roman"/>
-                <w:color w:val="000000"/>
-                <w:sz w:val="18"/>
-                <w:szCs w:val="18"/>
-                <w:lang w:eastAsia="es-CL"/>
-              </w:rPr>
-              <w:t>, Historias de usuario, RF y RNF</w:t>
+              <w:t>Interfaz supabase, Historias de usuario, RF y RNF</w:t>
             </w:r>
           </w:p>
         </w:tc>
@@ -6434,51 +5948,7 @@
                 <w:szCs w:val="18"/>
                 <w:lang w:eastAsia="es-CL"/>
               </w:rPr>
-              <w:t xml:space="preserve">PC, </w:t>
-            </w:r>
-            <w:proofErr w:type="spellStart"/>
-            <w:r>
-              <w:rPr>
-                <w:rFonts w:ascii="Aptos Narrow" w:eastAsia="Times New Roman" w:hAnsi="Aptos Narrow" w:cs="Times New Roman"/>
-                <w:color w:val="000000"/>
-                <w:sz w:val="18"/>
-                <w:szCs w:val="18"/>
-                <w:lang w:eastAsia="es-CL"/>
-              </w:rPr>
-              <w:t>supabase</w:t>
-            </w:r>
-            <w:proofErr w:type="spellEnd"/>
-            <w:r>
-              <w:rPr>
-                <w:rFonts w:ascii="Aptos Narrow" w:eastAsia="Times New Roman" w:hAnsi="Aptos Narrow" w:cs="Times New Roman"/>
-                <w:color w:val="000000"/>
-                <w:sz w:val="18"/>
-                <w:szCs w:val="18"/>
-                <w:lang w:eastAsia="es-CL"/>
-              </w:rPr>
-              <w:t xml:space="preserve">, visual </w:t>
-            </w:r>
-            <w:proofErr w:type="spellStart"/>
-            <w:r>
-              <w:rPr>
-                <w:rFonts w:ascii="Aptos Narrow" w:eastAsia="Times New Roman" w:hAnsi="Aptos Narrow" w:cs="Times New Roman"/>
-                <w:color w:val="000000"/>
-                <w:sz w:val="18"/>
-                <w:szCs w:val="18"/>
-                <w:lang w:eastAsia="es-CL"/>
-              </w:rPr>
-              <w:t>studio</w:t>
-            </w:r>
-            <w:proofErr w:type="spellEnd"/>
-            <w:r>
-              <w:rPr>
-                <w:rFonts w:ascii="Aptos Narrow" w:eastAsia="Times New Roman" w:hAnsi="Aptos Narrow" w:cs="Times New Roman"/>
-                <w:color w:val="000000"/>
-                <w:sz w:val="18"/>
-                <w:szCs w:val="18"/>
-                <w:lang w:eastAsia="es-CL"/>
-              </w:rPr>
-              <w:t xml:space="preserve"> y IONIC</w:t>
+              <w:t>PC, supabase, visual studio y IONIC</w:t>
             </w:r>
           </w:p>
         </w:tc>
@@ -6876,7 +6346,6 @@
                 <w:lang w:val="en-US" w:eastAsia="es-CL"/>
               </w:rPr>
             </w:pPr>
-            <w:proofErr w:type="spellStart"/>
             <w:r>
               <w:rPr>
                 <w:rFonts w:ascii="Aptos Narrow" w:eastAsia="Times New Roman" w:hAnsi="Aptos Narrow" w:cs="Times New Roman"/>
@@ -6885,18 +6354,7 @@
                 <w:szCs w:val="18"/>
                 <w:lang w:val="en-US" w:eastAsia="es-CL"/>
               </w:rPr>
-              <w:t>Actualizar</w:t>
-            </w:r>
-            <w:proofErr w:type="spellEnd"/>
-            <w:r>
-              <w:rPr>
-                <w:rFonts w:ascii="Aptos Narrow" w:eastAsia="Times New Roman" w:hAnsi="Aptos Narrow" w:cs="Times New Roman"/>
-                <w:color w:val="000000"/>
-                <w:sz w:val="18"/>
-                <w:szCs w:val="18"/>
-                <w:lang w:val="en-US" w:eastAsia="es-CL"/>
-              </w:rPr>
-              <w:t xml:space="preserve"> Kanban y sprint backlog</w:t>
+              <w:t>Actualizar Kanban y sprint backlog</w:t>
             </w:r>
           </w:p>
         </w:tc>
@@ -7009,29 +6467,7 @@
                 <w:szCs w:val="18"/>
                 <w:lang w:eastAsia="es-CL"/>
               </w:rPr>
-              <w:t xml:space="preserve">Gestión de proyectos informáticos, Programación base de datos, Desarrollo de software </w:t>
-            </w:r>
-            <w:proofErr w:type="spellStart"/>
-            <w:r>
-              <w:rPr>
-                <w:rFonts w:ascii="Aptos Narrow" w:eastAsia="Times New Roman" w:hAnsi="Aptos Narrow" w:cs="Times New Roman"/>
-                <w:color w:val="000000"/>
-                <w:sz w:val="18"/>
-                <w:szCs w:val="18"/>
-                <w:lang w:eastAsia="es-CL"/>
-              </w:rPr>
-              <w:t>y</w:t>
-            </w:r>
-            <w:proofErr w:type="spellEnd"/>
-            <w:r>
-              <w:rPr>
-                <w:rFonts w:ascii="Aptos Narrow" w:eastAsia="Times New Roman" w:hAnsi="Aptos Narrow" w:cs="Times New Roman"/>
-                <w:color w:val="000000"/>
-                <w:sz w:val="18"/>
-                <w:szCs w:val="18"/>
-                <w:lang w:eastAsia="es-CL"/>
-              </w:rPr>
-              <w:t xml:space="preserve"> Integración de plataformas.</w:t>
+              <w:t>Gestión de proyectos informáticos, Programación base de datos, Desarrollo de software y Integración de plataformas.</w:t>
             </w:r>
           </w:p>
         </w:tc>
@@ -7179,29 +6615,7 @@
                 <w:szCs w:val="18"/>
                 <w:lang w:eastAsia="es-CL"/>
               </w:rPr>
-              <w:t xml:space="preserve">Sebastián Cabrera (scrum </w:t>
-            </w:r>
-            <w:proofErr w:type="gramStart"/>
-            <w:r>
-              <w:rPr>
-                <w:rFonts w:ascii="Aptos Narrow" w:eastAsia="Times New Roman" w:hAnsi="Aptos Narrow" w:cs="Times New Roman"/>
-                <w:color w:val="000000"/>
-                <w:sz w:val="18"/>
-                <w:szCs w:val="18"/>
-                <w:lang w:eastAsia="es-CL"/>
-              </w:rPr>
-              <w:t>master</w:t>
-            </w:r>
-            <w:proofErr w:type="gramEnd"/>
-            <w:r>
-              <w:rPr>
-                <w:rFonts w:ascii="Aptos Narrow" w:eastAsia="Times New Roman" w:hAnsi="Aptos Narrow" w:cs="Times New Roman"/>
-                <w:color w:val="000000"/>
-                <w:sz w:val="18"/>
-                <w:szCs w:val="18"/>
-                <w:lang w:eastAsia="es-CL"/>
-              </w:rPr>
-              <w:t>), Cristóbal Oyarzun y Guillermo Varas (Product owner)</w:t>
+              <w:t>Sebastián Cabrera (scrum master), Cristóbal Oyarzun y Guillermo Varas (Product owner)</w:t>
             </w:r>
           </w:p>
         </w:tc>
@@ -8558,29 +7972,7 @@
                 <w:szCs w:val="18"/>
                 <w:lang w:eastAsia="es-CL"/>
               </w:rPr>
-              <w:t xml:space="preserve">Calidad de software </w:t>
-            </w:r>
-            <w:proofErr w:type="spellStart"/>
-            <w:r>
-              <w:rPr>
-                <w:rFonts w:ascii="Aptos Narrow" w:eastAsia="Times New Roman" w:hAnsi="Aptos Narrow" w:cs="Times New Roman"/>
-                <w:color w:val="000000"/>
-                <w:sz w:val="18"/>
-                <w:szCs w:val="18"/>
-                <w:lang w:eastAsia="es-CL"/>
-              </w:rPr>
-              <w:t>y</w:t>
-            </w:r>
-            <w:proofErr w:type="spellEnd"/>
-            <w:r>
-              <w:rPr>
-                <w:rFonts w:ascii="Aptos Narrow" w:eastAsia="Times New Roman" w:hAnsi="Aptos Narrow" w:cs="Times New Roman"/>
-                <w:color w:val="000000"/>
-                <w:sz w:val="18"/>
-                <w:szCs w:val="18"/>
-                <w:lang w:eastAsia="es-CL"/>
-              </w:rPr>
-              <w:t xml:space="preserve"> Integración de plataformas</w:t>
+              <w:t>Calidad de software y Integración de plataformas</w:t>
             </w:r>
           </w:p>
         </w:tc>
@@ -9928,29 +9320,7 @@
                 <w:szCs w:val="18"/>
                 <w:lang w:eastAsia="es-CL"/>
               </w:rPr>
-              <w:t xml:space="preserve">Sebastián Cabrera (scrum </w:t>
-            </w:r>
-            <w:proofErr w:type="gramStart"/>
-            <w:r>
-              <w:rPr>
-                <w:rFonts w:ascii="Aptos Narrow" w:eastAsia="Times New Roman" w:hAnsi="Aptos Narrow" w:cs="Times New Roman"/>
-                <w:color w:val="000000"/>
-                <w:sz w:val="18"/>
-                <w:szCs w:val="18"/>
-                <w:lang w:eastAsia="es-CL"/>
-              </w:rPr>
-              <w:t>master</w:t>
-            </w:r>
-            <w:proofErr w:type="gramEnd"/>
-            <w:r>
-              <w:rPr>
-                <w:rFonts w:ascii="Aptos Narrow" w:eastAsia="Times New Roman" w:hAnsi="Aptos Narrow" w:cs="Times New Roman"/>
-                <w:color w:val="000000"/>
-                <w:sz w:val="18"/>
-                <w:szCs w:val="18"/>
-                <w:lang w:eastAsia="es-CL"/>
-              </w:rPr>
-              <w:t>), Cristóbal Oyarzun, Matias Rosales y Guillermo Varas (Product owner)</w:t>
+              <w:t>Sebastián Cabrera (scrum master), Cristóbal Oyarzun, Matias Rosales y Guillermo Varas (Product owner)</w:t>
             </w:r>
           </w:p>
         </w:tc>
@@ -10099,29 +9469,7 @@
                 <w:szCs w:val="18"/>
                 <w:lang w:eastAsia="es-CL"/>
               </w:rPr>
-              <w:t xml:space="preserve">Gestión de proyectos informáticos, Programación base de datos, Desarrollo de software </w:t>
-            </w:r>
-            <w:proofErr w:type="spellStart"/>
-            <w:r>
-              <w:rPr>
-                <w:rFonts w:ascii="Aptos Narrow" w:eastAsia="Times New Roman" w:hAnsi="Aptos Narrow" w:cs="Times New Roman"/>
-                <w:color w:val="000000"/>
-                <w:sz w:val="18"/>
-                <w:szCs w:val="18"/>
-                <w:lang w:eastAsia="es-CL"/>
-              </w:rPr>
-              <w:t>y</w:t>
-            </w:r>
-            <w:proofErr w:type="spellEnd"/>
-            <w:r>
-              <w:rPr>
-                <w:rFonts w:ascii="Aptos Narrow" w:eastAsia="Times New Roman" w:hAnsi="Aptos Narrow" w:cs="Times New Roman"/>
-                <w:color w:val="000000"/>
-                <w:sz w:val="18"/>
-                <w:szCs w:val="18"/>
-                <w:lang w:eastAsia="es-CL"/>
-              </w:rPr>
-              <w:t xml:space="preserve"> Integración de plataformas.</w:t>
+              <w:t>Gestión de proyectos informáticos, Programación base de datos, Desarrollo de software y Integración de plataformas.</w:t>
             </w:r>
           </w:p>
         </w:tc>
@@ -10269,29 +9617,7 @@
                 <w:szCs w:val="18"/>
                 <w:lang w:eastAsia="es-CL"/>
               </w:rPr>
-              <w:t xml:space="preserve">Sebastián Cabrera (scrum </w:t>
-            </w:r>
-            <w:proofErr w:type="gramStart"/>
-            <w:r>
-              <w:rPr>
-                <w:rFonts w:ascii="Aptos Narrow" w:eastAsia="Times New Roman" w:hAnsi="Aptos Narrow" w:cs="Times New Roman"/>
-                <w:color w:val="000000"/>
-                <w:sz w:val="18"/>
-                <w:szCs w:val="18"/>
-                <w:lang w:eastAsia="es-CL"/>
-              </w:rPr>
-              <w:t>master</w:t>
-            </w:r>
-            <w:proofErr w:type="gramEnd"/>
-            <w:r>
-              <w:rPr>
-                <w:rFonts w:ascii="Aptos Narrow" w:eastAsia="Times New Roman" w:hAnsi="Aptos Narrow" w:cs="Times New Roman"/>
-                <w:color w:val="000000"/>
-                <w:sz w:val="18"/>
-                <w:szCs w:val="18"/>
-                <w:lang w:eastAsia="es-CL"/>
-              </w:rPr>
-              <w:t>), Cristóbal Oyarzun, Matias Rosales y Guillermo Varas (Product owner)</w:t>
+              <w:t>Sebastián Cabrera (scrum master), Cristóbal Oyarzun, Matias Rosales y Guillermo Varas (Product owner)</w:t>
             </w:r>
           </w:p>
         </w:tc>
@@ -10357,7 +9683,6 @@
                 <w:lang w:eastAsia="es-CL"/>
               </w:rPr>
             </w:pPr>
-            <w:proofErr w:type="spellStart"/>
             <w:r>
               <w:rPr>
                 <w:rFonts w:ascii="Aptos Narrow" w:eastAsia="Times New Roman" w:hAnsi="Aptos Narrow" w:cs="Times New Roman"/>
@@ -10368,7 +9693,6 @@
               </w:rPr>
               <w:t>Imcompleto</w:t>
             </w:r>
-            <w:proofErr w:type="spellEnd"/>
           </w:p>
         </w:tc>
         <w:tc>
@@ -10404,29 +9728,7 @@
                 <w:szCs w:val="18"/>
                 <w:lang w:eastAsia="es-CL"/>
               </w:rPr>
-              <w:t xml:space="preserve">Se retiro el desarrollo de reportes </w:t>
-            </w:r>
-            <w:proofErr w:type="spellStart"/>
-            <w:r>
-              <w:rPr>
-                <w:rFonts w:ascii="Aptos Narrow" w:eastAsia="Times New Roman" w:hAnsi="Aptos Narrow" w:cs="Times New Roman"/>
-                <w:color w:val="000000"/>
-                <w:sz w:val="18"/>
-                <w:szCs w:val="18"/>
-                <w:lang w:eastAsia="es-CL"/>
-              </w:rPr>
-              <w:t>a el</w:t>
-            </w:r>
-            <w:proofErr w:type="spellEnd"/>
-            <w:r>
-              <w:rPr>
-                <w:rFonts w:ascii="Aptos Narrow" w:eastAsia="Times New Roman" w:hAnsi="Aptos Narrow" w:cs="Times New Roman"/>
-                <w:color w:val="000000"/>
-                <w:sz w:val="18"/>
-                <w:szCs w:val="18"/>
-                <w:lang w:eastAsia="es-CL"/>
-              </w:rPr>
-              <w:t xml:space="preserve"> sprint 3</w:t>
+              <w:t>Se retiro el desarrollo de reportes a el sprint 3</w:t>
             </w:r>
           </w:p>
         </w:tc>
@@ -10606,27 +9908,7 @@
                 <w:szCs w:val="18"/>
                 <w:lang w:eastAsia="es-CL"/>
               </w:rPr>
-              <w:t xml:space="preserve">Sebastián Cabrera (scrum </w:t>
-            </w:r>
-            <w:proofErr w:type="gramStart"/>
-            <w:r>
-              <w:rPr>
-                <w:rFonts w:ascii="Aptos Narrow" w:eastAsia="Times New Roman" w:hAnsi="Aptos Narrow" w:cs="Times New Roman"/>
-                <w:sz w:val="18"/>
-                <w:szCs w:val="18"/>
-                <w:lang w:eastAsia="es-CL"/>
-              </w:rPr>
-              <w:t>master</w:t>
-            </w:r>
-            <w:proofErr w:type="gramEnd"/>
-            <w:r>
-              <w:rPr>
-                <w:rFonts w:ascii="Aptos Narrow" w:eastAsia="Times New Roman" w:hAnsi="Aptos Narrow" w:cs="Times New Roman"/>
-                <w:sz w:val="18"/>
-                <w:szCs w:val="18"/>
-                <w:lang w:eastAsia="es-CL"/>
-              </w:rPr>
-              <w:t xml:space="preserve">), Cristóbal Oyarzun y Matias Rosales </w:t>
+              <w:t xml:space="preserve">Sebastián Cabrera (scrum master), Cristóbal Oyarzun y Matias Rosales </w:t>
             </w:r>
           </w:p>
         </w:tc>
@@ -10810,37 +10092,7 @@
                 <w:szCs w:val="18"/>
                 <w:lang w:eastAsia="es-CL"/>
               </w:rPr>
-              <w:t xml:space="preserve">Inicio </w:t>
-            </w:r>
-            <w:r>
-              <w:rPr>
-                <w:rFonts w:ascii="Aptos Narrow" w:eastAsia="Times New Roman" w:hAnsi="Aptos Narrow" w:cs="Times New Roman"/>
-                <w:color w:val="000000"/>
-                <w:sz w:val="18"/>
-                <w:szCs w:val="18"/>
-                <w:lang w:eastAsia="es-CL"/>
-              </w:rPr>
-              <w:t>sesión</w:t>
-            </w:r>
-            <w:r>
-              <w:rPr>
-                <w:rFonts w:ascii="Aptos Narrow" w:eastAsia="Times New Roman" w:hAnsi="Aptos Narrow" w:cs="Times New Roman"/>
-                <w:color w:val="000000"/>
-                <w:sz w:val="18"/>
-                <w:szCs w:val="18"/>
-                <w:lang w:eastAsia="es-CL"/>
-              </w:rPr>
-              <w:t xml:space="preserve"> / Cierre </w:t>
-            </w:r>
-            <w:r>
-              <w:rPr>
-                <w:rFonts w:ascii="Aptos Narrow" w:eastAsia="Times New Roman" w:hAnsi="Aptos Narrow" w:cs="Times New Roman"/>
-                <w:color w:val="000000"/>
-                <w:sz w:val="18"/>
-                <w:szCs w:val="18"/>
-                <w:lang w:eastAsia="es-CL"/>
-              </w:rPr>
-              <w:t>Sesión</w:t>
+              <w:t>Inicio sesión / Cierre Sesión</w:t>
             </w:r>
           </w:p>
         </w:tc>
@@ -10988,40 +10240,8 @@
                 <w:szCs w:val="18"/>
                 <w:lang w:eastAsia="es-CL"/>
               </w:rPr>
-              <w:t xml:space="preserve">los </w:t>
-            </w:r>
-            <w:r>
-              <w:rPr>
-                <w:rFonts w:ascii="Aptos Narrow" w:eastAsia="Times New Roman" w:hAnsi="Aptos Narrow" w:cs="Times New Roman"/>
-                <w:color w:val="000000"/>
-                <w:sz w:val="18"/>
-                <w:szCs w:val="18"/>
-                <w:lang w:eastAsia="es-CL"/>
-              </w:rPr>
-              <w:t>métodos</w:t>
-            </w:r>
-            <w:r>
-              <w:rPr>
-                <w:rFonts w:ascii="Aptos Narrow" w:eastAsia="Times New Roman" w:hAnsi="Aptos Narrow" w:cs="Times New Roman"/>
-                <w:color w:val="000000"/>
-                <w:sz w:val="18"/>
-                <w:szCs w:val="18"/>
-                <w:lang w:eastAsia="es-CL"/>
-              </w:rPr>
-              <w:t xml:space="preserve"> de seguridad ya existen proporcionados por </w:t>
-            </w:r>
-            <w:proofErr w:type="spellStart"/>
-            <w:r>
-              <w:rPr>
-                <w:rFonts w:ascii="Aptos Narrow" w:eastAsia="Times New Roman" w:hAnsi="Aptos Narrow" w:cs="Times New Roman"/>
-                <w:color w:val="000000"/>
-                <w:sz w:val="18"/>
-                <w:szCs w:val="18"/>
-                <w:lang w:eastAsia="es-CL"/>
-              </w:rPr>
-              <w:t>supabase</w:t>
-            </w:r>
-            <w:proofErr w:type="spellEnd"/>
+              <w:t>los métodos de seguridad ya existen proporcionados por supabase</w:t>
+            </w:r>
           </w:p>
         </w:tc>
         <w:tc>
@@ -11317,77 +10537,7 @@
                 <w:szCs w:val="18"/>
                 <w:lang w:eastAsia="es-CL"/>
               </w:rPr>
-              <w:t>bocetos</w:t>
-            </w:r>
-            <w:r>
-              <w:rPr>
-                <w:rFonts w:ascii="Aptos Narrow" w:eastAsia="Times New Roman" w:hAnsi="Aptos Narrow" w:cs="Times New Roman"/>
-                <w:color w:val="000000"/>
-                <w:sz w:val="18"/>
-                <w:szCs w:val="18"/>
-                <w:lang w:eastAsia="es-CL"/>
-              </w:rPr>
-              <w:t xml:space="preserve"> de </w:t>
-            </w:r>
-            <w:r>
-              <w:rPr>
-                <w:rFonts w:ascii="Aptos Narrow" w:eastAsia="Times New Roman" w:hAnsi="Aptos Narrow" w:cs="Times New Roman"/>
-                <w:color w:val="000000"/>
-                <w:sz w:val="18"/>
-                <w:szCs w:val="18"/>
-                <w:lang w:eastAsia="es-CL"/>
-              </w:rPr>
-              <w:t>código</w:t>
-            </w:r>
-            <w:r>
-              <w:rPr>
-                <w:rFonts w:ascii="Aptos Narrow" w:eastAsia="Times New Roman" w:hAnsi="Aptos Narrow" w:cs="Times New Roman"/>
-                <w:color w:val="000000"/>
-                <w:sz w:val="18"/>
-                <w:szCs w:val="18"/>
-                <w:lang w:eastAsia="es-CL"/>
-              </w:rPr>
-              <w:t xml:space="preserve"> ya </w:t>
-            </w:r>
-            <w:r>
-              <w:rPr>
-                <w:rFonts w:ascii="Aptos Narrow" w:eastAsia="Times New Roman" w:hAnsi="Aptos Narrow" w:cs="Times New Roman"/>
-                <w:color w:val="000000"/>
-                <w:sz w:val="18"/>
-                <w:szCs w:val="18"/>
-                <w:lang w:eastAsia="es-CL"/>
-              </w:rPr>
-              <w:t>existían</w:t>
-            </w:r>
-            <w:r>
-              <w:rPr>
-                <w:rFonts w:ascii="Aptos Narrow" w:eastAsia="Times New Roman" w:hAnsi="Aptos Narrow" w:cs="Times New Roman"/>
-                <w:color w:val="000000"/>
-                <w:sz w:val="18"/>
-                <w:szCs w:val="18"/>
-                <w:lang w:eastAsia="es-CL"/>
-              </w:rPr>
-              <w:t xml:space="preserve"> antes de la </w:t>
-            </w:r>
-            <w:r>
-              <w:rPr>
-                <w:rFonts w:ascii="Aptos Narrow" w:eastAsia="Times New Roman" w:hAnsi="Aptos Narrow" w:cs="Times New Roman"/>
-                <w:color w:val="000000"/>
-                <w:sz w:val="18"/>
-                <w:szCs w:val="18"/>
-                <w:lang w:eastAsia="es-CL"/>
-              </w:rPr>
-              <w:t>realización</w:t>
-            </w:r>
-            <w:r>
-              <w:rPr>
-                <w:rFonts w:ascii="Aptos Narrow" w:eastAsia="Times New Roman" w:hAnsi="Aptos Narrow" w:cs="Times New Roman"/>
-                <w:color w:val="000000"/>
-                <w:sz w:val="18"/>
-                <w:szCs w:val="18"/>
-                <w:lang w:eastAsia="es-CL"/>
-              </w:rPr>
-              <w:t xml:space="preserve"> de este proyecto</w:t>
+              <w:t>bocetos de código ya existían antes de la realización de este proyecto</w:t>
             </w:r>
           </w:p>
         </w:tc>
@@ -11755,43 +10905,7 @@
                 <w:szCs w:val="18"/>
                 <w:lang w:eastAsia="es-CL"/>
               </w:rPr>
-              <w:t xml:space="preserve">se </w:t>
-            </w:r>
-            <w:r>
-              <w:rPr>
-                <w:rFonts w:ascii="Aptos Narrow" w:eastAsia="Times New Roman" w:hAnsi="Aptos Narrow" w:cs="Times New Roman"/>
-                <w:sz w:val="18"/>
-                <w:szCs w:val="18"/>
-                <w:lang w:eastAsia="es-CL"/>
-              </w:rPr>
-              <w:t>decidió</w:t>
-            </w:r>
-            <w:r>
-              <w:rPr>
-                <w:rFonts w:ascii="Aptos Narrow" w:eastAsia="Times New Roman" w:hAnsi="Aptos Narrow" w:cs="Times New Roman"/>
-                <w:sz w:val="18"/>
-                <w:szCs w:val="18"/>
-                <w:lang w:eastAsia="es-CL"/>
-              </w:rPr>
-              <w:t xml:space="preserve"> adelantar la </w:t>
-            </w:r>
-            <w:r>
-              <w:rPr>
-                <w:rFonts w:ascii="Aptos Narrow" w:eastAsia="Times New Roman" w:hAnsi="Aptos Narrow" w:cs="Times New Roman"/>
-                <w:sz w:val="18"/>
-                <w:szCs w:val="18"/>
-                <w:lang w:eastAsia="es-CL"/>
-              </w:rPr>
-              <w:t>gestión</w:t>
-            </w:r>
-            <w:r>
-              <w:rPr>
-                <w:rFonts w:ascii="Aptos Narrow" w:eastAsia="Times New Roman" w:hAnsi="Aptos Narrow" w:cs="Times New Roman"/>
-                <w:sz w:val="18"/>
-                <w:szCs w:val="18"/>
-                <w:lang w:eastAsia="es-CL"/>
-              </w:rPr>
-              <w:t xml:space="preserve"> empleados para poder trabajar al momento con tomar fotos empleados</w:t>
+              <w:t>se decidió adelantar la gestión empleados para poder trabajar al momento con tomar fotos empleados</w:t>
             </w:r>
           </w:p>
         </w:tc>
@@ -11981,7 +11095,7 @@
                 <w:szCs w:val="18"/>
                 <w:lang w:eastAsia="es-CL"/>
               </w:rPr>
-              <w:t xml:space="preserve">Matias Rosales </w:t>
+              <w:t>Sebastián Cabrera</w:t>
             </w:r>
           </w:p>
         </w:tc>
@@ -12018,72 +11132,8 @@
                 <w:szCs w:val="18"/>
                 <w:lang w:eastAsia="es-CL"/>
               </w:rPr>
-              <w:t>podría</w:t>
-            </w:r>
-            <w:r>
-              <w:rPr>
-                <w:rFonts w:ascii="Aptos Narrow" w:eastAsia="Times New Roman" w:hAnsi="Aptos Narrow" w:cs="Times New Roman"/>
-                <w:color w:val="000000"/>
-                <w:sz w:val="18"/>
-                <w:szCs w:val="18"/>
-                <w:lang w:eastAsia="es-CL"/>
-              </w:rPr>
-              <w:t xml:space="preserve"> necesitarse profundizar en </w:t>
-            </w:r>
-            <w:r>
-              <w:rPr>
-                <w:rFonts w:ascii="Aptos Narrow" w:eastAsia="Times New Roman" w:hAnsi="Aptos Narrow" w:cs="Times New Roman"/>
-                <w:color w:val="000000"/>
-                <w:sz w:val="18"/>
-                <w:szCs w:val="18"/>
-                <w:lang w:eastAsia="es-CL"/>
-              </w:rPr>
-              <w:t>con</w:t>
-            </w:r>
-            <w:r>
-              <w:rPr>
-                <w:rFonts w:ascii="Aptos Narrow" w:eastAsia="Times New Roman" w:hAnsi="Aptos Narrow" w:cs="Times New Roman"/>
-                <w:color w:val="000000"/>
-                <w:sz w:val="18"/>
-                <w:szCs w:val="18"/>
-                <w:lang w:eastAsia="es-CL"/>
-              </w:rPr>
-              <w:t xml:space="preserve"> funciona </w:t>
-            </w:r>
-            <w:proofErr w:type="spellStart"/>
-            <w:r>
-              <w:rPr>
-                <w:rFonts w:ascii="Aptos Narrow" w:eastAsia="Times New Roman" w:hAnsi="Aptos Narrow" w:cs="Times New Roman"/>
-                <w:color w:val="000000"/>
-                <w:sz w:val="18"/>
-                <w:szCs w:val="18"/>
-                <w:lang w:eastAsia="es-CL"/>
-              </w:rPr>
-              <w:t>storage</w:t>
-            </w:r>
-            <w:proofErr w:type="spellEnd"/>
-            <w:r>
-              <w:rPr>
-                <w:rFonts w:ascii="Aptos Narrow" w:eastAsia="Times New Roman" w:hAnsi="Aptos Narrow" w:cs="Times New Roman"/>
-                <w:color w:val="000000"/>
-                <w:sz w:val="18"/>
-                <w:szCs w:val="18"/>
-                <w:lang w:eastAsia="es-CL"/>
-              </w:rPr>
-              <w:t xml:space="preserve"> de </w:t>
-            </w:r>
-            <w:proofErr w:type="spellStart"/>
-            <w:r>
-              <w:rPr>
-                <w:rFonts w:ascii="Aptos Narrow" w:eastAsia="Times New Roman" w:hAnsi="Aptos Narrow" w:cs="Times New Roman"/>
-                <w:color w:val="000000"/>
-                <w:sz w:val="18"/>
-                <w:szCs w:val="18"/>
-                <w:lang w:eastAsia="es-CL"/>
-              </w:rPr>
-              <w:t>supabase</w:t>
-            </w:r>
-            <w:proofErr w:type="spellEnd"/>
+              <w:t>podría necesitarse profundizar en con funciona storage de supabase</w:t>
+            </w:r>
           </w:p>
         </w:tc>
         <w:tc>
@@ -12342,7 +11392,7 @@
                 <w:szCs w:val="18"/>
                 <w:lang w:eastAsia="es-CL"/>
               </w:rPr>
-              <w:t>Sebastián Cabrera</w:t>
+              <w:t>Matias Rosales</w:t>
             </w:r>
           </w:p>
         </w:tc>
@@ -12379,67 +11429,7 @@
                 <w:szCs w:val="18"/>
                 <w:lang w:eastAsia="es-CL"/>
               </w:rPr>
-              <w:t xml:space="preserve">la </w:t>
-            </w:r>
-            <w:r>
-              <w:rPr>
-                <w:rFonts w:ascii="Aptos Narrow" w:eastAsia="Times New Roman" w:hAnsi="Aptos Narrow" w:cs="Times New Roman"/>
-                <w:color w:val="000000"/>
-                <w:sz w:val="18"/>
-                <w:szCs w:val="18"/>
-                <w:lang w:eastAsia="es-CL"/>
-              </w:rPr>
-              <w:t>función</w:t>
-            </w:r>
-            <w:r>
-              <w:rPr>
-                <w:rFonts w:ascii="Aptos Narrow" w:eastAsia="Times New Roman" w:hAnsi="Aptos Narrow" w:cs="Times New Roman"/>
-                <w:color w:val="000000"/>
-                <w:sz w:val="18"/>
-                <w:szCs w:val="18"/>
-                <w:lang w:eastAsia="es-CL"/>
-              </w:rPr>
-              <w:t xml:space="preserve"> echa para la toma de fotos de </w:t>
-            </w:r>
-            <w:r>
-              <w:rPr>
-                <w:rFonts w:ascii="Aptos Narrow" w:eastAsia="Times New Roman" w:hAnsi="Aptos Narrow" w:cs="Times New Roman"/>
-                <w:color w:val="000000"/>
-                <w:sz w:val="18"/>
-                <w:szCs w:val="18"/>
-                <w:lang w:eastAsia="es-CL"/>
-              </w:rPr>
-              <w:t>vehículos</w:t>
-            </w:r>
-            <w:r>
-              <w:rPr>
-                <w:rFonts w:ascii="Aptos Narrow" w:eastAsia="Times New Roman" w:hAnsi="Aptos Narrow" w:cs="Times New Roman"/>
-                <w:color w:val="000000"/>
-                <w:sz w:val="18"/>
-                <w:szCs w:val="18"/>
-                <w:lang w:eastAsia="es-CL"/>
-              </w:rPr>
-              <w:t xml:space="preserve"> </w:t>
-            </w:r>
-            <w:r>
-              <w:rPr>
-                <w:rFonts w:ascii="Aptos Narrow" w:eastAsia="Times New Roman" w:hAnsi="Aptos Narrow" w:cs="Times New Roman"/>
-                <w:color w:val="000000"/>
-                <w:sz w:val="18"/>
-                <w:szCs w:val="18"/>
-                <w:lang w:eastAsia="es-CL"/>
-              </w:rPr>
-              <w:t>también</w:t>
-            </w:r>
-            <w:r>
-              <w:rPr>
-                <w:rFonts w:ascii="Aptos Narrow" w:eastAsia="Times New Roman" w:hAnsi="Aptos Narrow" w:cs="Times New Roman"/>
-                <w:color w:val="000000"/>
-                <w:sz w:val="18"/>
-                <w:szCs w:val="18"/>
-                <w:lang w:eastAsia="es-CL"/>
-              </w:rPr>
-              <w:t xml:space="preserve"> puede ser aplicada en esta actividad con retoques</w:t>
+              <w:t>la función echa para la toma de fotos de vehículos también puede ser aplicada en esta actividad con retoques</w:t>
             </w:r>
           </w:p>
         </w:tc>
@@ -12549,27 +11539,7 @@
                 <w:szCs w:val="18"/>
                 <w:lang w:eastAsia="es-CL"/>
               </w:rPr>
-              <w:t xml:space="preserve">Calidad de software </w:t>
-            </w:r>
-            <w:proofErr w:type="spellStart"/>
-            <w:r>
-              <w:rPr>
-                <w:rFonts w:ascii="Aptos Narrow" w:eastAsia="Times New Roman" w:hAnsi="Aptos Narrow" w:cs="Times New Roman"/>
-                <w:sz w:val="18"/>
-                <w:szCs w:val="18"/>
-                <w:lang w:eastAsia="es-CL"/>
-              </w:rPr>
-              <w:t>y</w:t>
-            </w:r>
-            <w:proofErr w:type="spellEnd"/>
-            <w:r>
-              <w:rPr>
-                <w:rFonts w:ascii="Aptos Narrow" w:eastAsia="Times New Roman" w:hAnsi="Aptos Narrow" w:cs="Times New Roman"/>
-                <w:sz w:val="18"/>
-                <w:szCs w:val="18"/>
-                <w:lang w:eastAsia="es-CL"/>
-              </w:rPr>
-              <w:t xml:space="preserve"> Integración de plataformas</w:t>
+              <w:t>Calidad de software y Integración de plataformas</w:t>
             </w:r>
           </w:p>
         </w:tc>
@@ -12715,27 +11685,7 @@
                 <w:szCs w:val="18"/>
                 <w:lang w:eastAsia="es-CL"/>
               </w:rPr>
-              <w:t xml:space="preserve">Sebastián Cabrera (scrum </w:t>
-            </w:r>
-            <w:proofErr w:type="gramStart"/>
-            <w:r>
-              <w:rPr>
-                <w:rFonts w:ascii="Aptos Narrow" w:eastAsia="Times New Roman" w:hAnsi="Aptos Narrow" w:cs="Times New Roman"/>
-                <w:sz w:val="18"/>
-                <w:szCs w:val="18"/>
-                <w:lang w:eastAsia="es-CL"/>
-              </w:rPr>
-              <w:t>master</w:t>
-            </w:r>
-            <w:proofErr w:type="gramEnd"/>
-            <w:r>
-              <w:rPr>
-                <w:rFonts w:ascii="Aptos Narrow" w:eastAsia="Times New Roman" w:hAnsi="Aptos Narrow" w:cs="Times New Roman"/>
-                <w:sz w:val="18"/>
-                <w:szCs w:val="18"/>
-                <w:lang w:eastAsia="es-CL"/>
-              </w:rPr>
-              <w:t xml:space="preserve">), Cristóbal Oyarzun y Matias Rosales </w:t>
+              <w:t xml:space="preserve">Sebastián Cabrera (scrum master), Cristóbal Oyarzun y Matias Rosales </w:t>
             </w:r>
           </w:p>
         </w:tc>
@@ -12919,47 +11869,7 @@
                 <w:szCs w:val="18"/>
                 <w:lang w:eastAsia="es-CL"/>
               </w:rPr>
-              <w:t xml:space="preserve">Entrega a cliente Modulo funcional </w:t>
-            </w:r>
-            <w:r>
-              <w:rPr>
-                <w:rFonts w:ascii="Aptos Narrow" w:eastAsia="Times New Roman" w:hAnsi="Aptos Narrow" w:cs="Times New Roman"/>
-                <w:color w:val="000000"/>
-                <w:sz w:val="18"/>
-                <w:szCs w:val="18"/>
-                <w:lang w:eastAsia="es-CL"/>
-              </w:rPr>
-              <w:t>gestión</w:t>
-            </w:r>
-            <w:r>
-              <w:rPr>
-                <w:rFonts w:ascii="Aptos Narrow" w:eastAsia="Times New Roman" w:hAnsi="Aptos Narrow" w:cs="Times New Roman"/>
-                <w:color w:val="000000"/>
-                <w:sz w:val="18"/>
-                <w:szCs w:val="18"/>
-                <w:lang w:eastAsia="es-CL"/>
-              </w:rPr>
-              <w:t xml:space="preserve"> </w:t>
-            </w:r>
-            <w:r>
-              <w:rPr>
-                <w:rFonts w:ascii="Aptos Narrow" w:eastAsia="Times New Roman" w:hAnsi="Aptos Narrow" w:cs="Times New Roman"/>
-                <w:color w:val="000000"/>
-                <w:sz w:val="18"/>
-                <w:szCs w:val="18"/>
-                <w:lang w:eastAsia="es-CL"/>
-              </w:rPr>
-              <w:t>Mantenimientos</w:t>
-            </w:r>
-            <w:r>
-              <w:rPr>
-                <w:rFonts w:ascii="Aptos Narrow" w:eastAsia="Times New Roman" w:hAnsi="Aptos Narrow" w:cs="Times New Roman"/>
-                <w:color w:val="000000"/>
-                <w:sz w:val="18"/>
-                <w:szCs w:val="18"/>
-                <w:lang w:eastAsia="es-CL"/>
-              </w:rPr>
-              <w:t>/ Empleados</w:t>
+              <w:t>Entrega a cliente Modulo funcional gestión Mantenimientos/ Empleados</w:t>
             </w:r>
           </w:p>
         </w:tc>
@@ -13950,29 +12860,7 @@
                 <w:szCs w:val="18"/>
                 <w:lang w:eastAsia="es-CL"/>
               </w:rPr>
-              <w:t xml:space="preserve">Sebastián Cabrera (scrum </w:t>
-            </w:r>
-            <w:proofErr w:type="gramStart"/>
-            <w:r>
-              <w:rPr>
-                <w:rFonts w:ascii="Aptos Narrow" w:eastAsia="Times New Roman" w:hAnsi="Aptos Narrow" w:cs="Times New Roman"/>
-                <w:color w:val="000000"/>
-                <w:sz w:val="18"/>
-                <w:szCs w:val="18"/>
-                <w:lang w:eastAsia="es-CL"/>
-              </w:rPr>
-              <w:t>master</w:t>
-            </w:r>
-            <w:proofErr w:type="gramEnd"/>
-            <w:r>
-              <w:rPr>
-                <w:rFonts w:ascii="Aptos Narrow" w:eastAsia="Times New Roman" w:hAnsi="Aptos Narrow" w:cs="Times New Roman"/>
-                <w:color w:val="000000"/>
-                <w:sz w:val="18"/>
-                <w:szCs w:val="18"/>
-                <w:lang w:eastAsia="es-CL"/>
-              </w:rPr>
-              <w:t>), Cristóbal Oyarzun, Matias Rosales y Guillermo Varas (Product owner)</w:t>
+              <w:t>Sebastián Cabrera (scrum master), Cristóbal Oyarzun, Matias Rosales y Guillermo Varas (Product owner)</w:t>
             </w:r>
           </w:p>
         </w:tc>
@@ -14122,29 +13010,7 @@
                 <w:lang w:eastAsia="es-CL"/>
               </w:rPr>
               <w:lastRenderedPageBreak/>
-              <w:t xml:space="preserve">Gestión de proyectos informáticos, Programación base de datos, Desarrollo de software </w:t>
-            </w:r>
-            <w:proofErr w:type="spellStart"/>
-            <w:r>
-              <w:rPr>
-                <w:rFonts w:ascii="Aptos Narrow" w:eastAsia="Times New Roman" w:hAnsi="Aptos Narrow" w:cs="Times New Roman"/>
-                <w:color w:val="000000"/>
-                <w:sz w:val="18"/>
-                <w:szCs w:val="18"/>
-                <w:lang w:eastAsia="es-CL"/>
-              </w:rPr>
-              <w:t>y</w:t>
-            </w:r>
-            <w:proofErr w:type="spellEnd"/>
-            <w:r>
-              <w:rPr>
-                <w:rFonts w:ascii="Aptos Narrow" w:eastAsia="Times New Roman" w:hAnsi="Aptos Narrow" w:cs="Times New Roman"/>
-                <w:color w:val="000000"/>
-                <w:sz w:val="18"/>
-                <w:szCs w:val="18"/>
-                <w:lang w:eastAsia="es-CL"/>
-              </w:rPr>
-              <w:t xml:space="preserve"> Integración de plataformas.</w:t>
+              <w:t>Gestión de proyectos informáticos, Programación base de datos, Desarrollo de software y Integración de plataformas.</w:t>
             </w:r>
           </w:p>
         </w:tc>
@@ -14255,17 +13121,7 @@
                 <w:szCs w:val="18"/>
                 <w:lang w:eastAsia="es-CL"/>
               </w:rPr>
-              <w:t xml:space="preserve">20 </w:t>
-            </w:r>
-            <w:r>
-              <w:rPr>
-                <w:rFonts w:ascii="Aptos Narrow" w:eastAsia="Times New Roman" w:hAnsi="Aptos Narrow" w:cs="Times New Roman"/>
-                <w:color w:val="000000"/>
-                <w:sz w:val="18"/>
-                <w:szCs w:val="18"/>
-                <w:lang w:eastAsia="es-CL"/>
-              </w:rPr>
-              <w:t>días</w:t>
+              <w:t>20 días</w:t>
             </w:r>
           </w:p>
         </w:tc>
@@ -14302,29 +13158,7 @@
                 <w:szCs w:val="18"/>
                 <w:lang w:eastAsia="es-CL"/>
               </w:rPr>
-              <w:t xml:space="preserve">Sebastián Cabrera (scrum </w:t>
-            </w:r>
-            <w:proofErr w:type="gramStart"/>
-            <w:r>
-              <w:rPr>
-                <w:rFonts w:ascii="Aptos Narrow" w:eastAsia="Times New Roman" w:hAnsi="Aptos Narrow" w:cs="Times New Roman"/>
-                <w:color w:val="000000"/>
-                <w:sz w:val="18"/>
-                <w:szCs w:val="18"/>
-                <w:lang w:eastAsia="es-CL"/>
-              </w:rPr>
-              <w:t>master</w:t>
-            </w:r>
-            <w:proofErr w:type="gramEnd"/>
-            <w:r>
-              <w:rPr>
-                <w:rFonts w:ascii="Aptos Narrow" w:eastAsia="Times New Roman" w:hAnsi="Aptos Narrow" w:cs="Times New Roman"/>
-                <w:color w:val="000000"/>
-                <w:sz w:val="18"/>
-                <w:szCs w:val="18"/>
-                <w:lang w:eastAsia="es-CL"/>
-              </w:rPr>
-              <w:t>), Cristóbal Oyarzun, Matias Rosales y Guillermo Varas (Product owner)</w:t>
+              <w:t>Sebastián Cabrera (scrum master), Cristóbal Oyarzun, Matias Rosales y Guillermo Varas (Product owner)</w:t>
             </w:r>
           </w:p>
         </w:tc>
@@ -14398,17 +13232,7 @@
                 <w:szCs w:val="18"/>
                 <w:lang w:eastAsia="es-CL"/>
               </w:rPr>
-              <w:t xml:space="preserve">No </w:t>
-            </w:r>
-            <w:r>
-              <w:rPr>
-                <w:rFonts w:ascii="Aptos Narrow" w:eastAsia="Times New Roman" w:hAnsi="Aptos Narrow" w:cs="Times New Roman"/>
-                <w:color w:val="000000"/>
-                <w:sz w:val="18"/>
-                <w:szCs w:val="18"/>
-                <w:lang w:eastAsia="es-CL"/>
-              </w:rPr>
-              <w:t>iniciado</w:t>
+              <w:t>No iniciado</w:t>
             </w:r>
           </w:p>
         </w:tc>
@@ -14445,47 +13269,7 @@
                 <w:szCs w:val="18"/>
                 <w:lang w:eastAsia="es-CL"/>
               </w:rPr>
-              <w:t xml:space="preserve">Se quito el registro de despidos porque cae </w:t>
-            </w:r>
-            <w:r>
-              <w:rPr>
-                <w:rFonts w:ascii="Aptos Narrow" w:eastAsia="Times New Roman" w:hAnsi="Aptos Narrow" w:cs="Times New Roman"/>
-                <w:color w:val="000000"/>
-                <w:sz w:val="18"/>
-                <w:szCs w:val="18"/>
-                <w:lang w:eastAsia="es-CL"/>
-              </w:rPr>
-              <w:t>más</w:t>
-            </w:r>
-            <w:r>
-              <w:rPr>
-                <w:rFonts w:ascii="Aptos Narrow" w:eastAsia="Times New Roman" w:hAnsi="Aptos Narrow" w:cs="Times New Roman"/>
-                <w:color w:val="000000"/>
-                <w:sz w:val="18"/>
-                <w:szCs w:val="18"/>
-                <w:lang w:eastAsia="es-CL"/>
-              </w:rPr>
-              <w:t xml:space="preserve"> en la </w:t>
-            </w:r>
-            <w:r>
-              <w:rPr>
-                <w:rFonts w:ascii="Aptos Narrow" w:eastAsia="Times New Roman" w:hAnsi="Aptos Narrow" w:cs="Times New Roman"/>
-                <w:color w:val="000000"/>
-                <w:sz w:val="18"/>
-                <w:szCs w:val="18"/>
-                <w:lang w:eastAsia="es-CL"/>
-              </w:rPr>
-              <w:t>gestión</w:t>
-            </w:r>
-            <w:r>
-              <w:rPr>
-                <w:rFonts w:ascii="Aptos Narrow" w:eastAsia="Times New Roman" w:hAnsi="Aptos Narrow" w:cs="Times New Roman"/>
-                <w:color w:val="000000"/>
-                <w:sz w:val="18"/>
-                <w:szCs w:val="18"/>
-                <w:lang w:eastAsia="es-CL"/>
-              </w:rPr>
-              <w:t xml:space="preserve"> empleados, lo mismos con tipo contratos y estados laborales</w:t>
+              <w:t>Se quito el registro de despidos porque cae más en la gestión empleados, lo mismos con tipo contratos y estados laborales</w:t>
             </w:r>
           </w:p>
         </w:tc>
@@ -14665,27 +13449,7 @@
                 <w:szCs w:val="18"/>
                 <w:lang w:eastAsia="es-CL"/>
               </w:rPr>
-              <w:t xml:space="preserve">Sebastián Cabrera (scrum </w:t>
-            </w:r>
-            <w:proofErr w:type="gramStart"/>
-            <w:r>
-              <w:rPr>
-                <w:rFonts w:ascii="Aptos Narrow" w:eastAsia="Times New Roman" w:hAnsi="Aptos Narrow" w:cs="Times New Roman"/>
-                <w:sz w:val="18"/>
-                <w:szCs w:val="18"/>
-                <w:lang w:eastAsia="es-CL"/>
-              </w:rPr>
-              <w:t>master</w:t>
-            </w:r>
-            <w:proofErr w:type="gramEnd"/>
-            <w:r>
-              <w:rPr>
-                <w:rFonts w:ascii="Aptos Narrow" w:eastAsia="Times New Roman" w:hAnsi="Aptos Narrow" w:cs="Times New Roman"/>
-                <w:sz w:val="18"/>
-                <w:szCs w:val="18"/>
-                <w:lang w:eastAsia="es-CL"/>
-              </w:rPr>
-              <w:t xml:space="preserve">), Cristóbal Oyarzun y Matias Rosales </w:t>
+              <w:t xml:space="preserve">Sebastián Cabrera (scrum master), Cristóbal Oyarzun y Matias Rosales </w:t>
             </w:r>
           </w:p>
         </w:tc>
@@ -14943,17 +13707,7 @@
                 <w:szCs w:val="18"/>
                 <w:lang w:eastAsia="es-CL"/>
               </w:rPr>
-              <w:t xml:space="preserve">7 </w:t>
-            </w:r>
-            <w:r>
-              <w:rPr>
-                <w:rFonts w:ascii="Aptos Narrow" w:eastAsia="Times New Roman" w:hAnsi="Aptos Narrow" w:cs="Times New Roman"/>
-                <w:color w:val="000000"/>
-                <w:sz w:val="18"/>
-                <w:szCs w:val="18"/>
-                <w:lang w:eastAsia="es-CL"/>
-              </w:rPr>
-              <w:t>días</w:t>
+              <w:t>7 días</w:t>
             </w:r>
           </w:p>
         </w:tc>
@@ -15023,43 +13777,7 @@
                 <w:szCs w:val="18"/>
                 <w:lang w:eastAsia="es-CL"/>
               </w:rPr>
-              <w:t xml:space="preserve">Existen </w:t>
-            </w:r>
-            <w:r>
-              <w:rPr>
-                <w:rFonts w:ascii="Aptos Narrow" w:eastAsia="Times New Roman" w:hAnsi="Aptos Narrow" w:cs="Times New Roman"/>
-                <w:sz w:val="18"/>
-                <w:szCs w:val="18"/>
-                <w:lang w:eastAsia="es-CL"/>
-              </w:rPr>
-              <w:t>bocetos</w:t>
-            </w:r>
-            <w:r>
-              <w:rPr>
-                <w:rFonts w:ascii="Aptos Narrow" w:eastAsia="Times New Roman" w:hAnsi="Aptos Narrow" w:cs="Times New Roman"/>
-                <w:sz w:val="18"/>
-                <w:szCs w:val="18"/>
-                <w:lang w:eastAsia="es-CL"/>
-              </w:rPr>
-              <w:t xml:space="preserve"> de </w:t>
-            </w:r>
-            <w:r>
-              <w:rPr>
-                <w:rFonts w:ascii="Aptos Narrow" w:eastAsia="Times New Roman" w:hAnsi="Aptos Narrow" w:cs="Times New Roman"/>
-                <w:sz w:val="18"/>
-                <w:szCs w:val="18"/>
-                <w:lang w:eastAsia="es-CL"/>
-              </w:rPr>
-              <w:t>códigos</w:t>
-            </w:r>
-            <w:r>
-              <w:rPr>
-                <w:rFonts w:ascii="Aptos Narrow" w:eastAsia="Times New Roman" w:hAnsi="Aptos Narrow" w:cs="Times New Roman"/>
-                <w:sz w:val="18"/>
-                <w:szCs w:val="18"/>
-                <w:lang w:eastAsia="es-CL"/>
-              </w:rPr>
-              <w:t xml:space="preserve"> realizados antes del desarrollo del proyecto</w:t>
+              <w:t>Existen bocetos de códigos realizados antes del desarrollo del proyecto</w:t>
             </w:r>
           </w:p>
         </w:tc>
@@ -15284,17 +14002,7 @@
                 <w:szCs w:val="18"/>
                 <w:lang w:eastAsia="es-CL"/>
               </w:rPr>
-              <w:t xml:space="preserve">2 </w:t>
-            </w:r>
-            <w:r>
-              <w:rPr>
-                <w:rFonts w:ascii="Aptos Narrow" w:eastAsia="Times New Roman" w:hAnsi="Aptos Narrow" w:cs="Times New Roman"/>
-                <w:color w:val="000000"/>
-                <w:sz w:val="18"/>
-                <w:szCs w:val="18"/>
-                <w:lang w:eastAsia="es-CL"/>
-              </w:rPr>
-              <w:t>días</w:t>
+              <w:t>2 días</w:t>
             </w:r>
           </w:p>
         </w:tc>
@@ -15364,16 +14072,7 @@
                 <w:szCs w:val="18"/>
                 <w:lang w:eastAsia="es-CL"/>
               </w:rPr>
-              <w:t>la estructura de este tipo de reportes existe</w:t>
-            </w:r>
-            <w:r>
-              <w:rPr>
-                <w:rFonts w:ascii="Aptos Narrow" w:eastAsia="Times New Roman" w:hAnsi="Aptos Narrow" w:cs="Times New Roman"/>
-                <w:sz w:val="18"/>
-                <w:szCs w:val="18"/>
-                <w:lang w:eastAsia="es-CL"/>
-              </w:rPr>
-              <w:t xml:space="preserve"> en la empresa Transporte Guillermo Varas</w:t>
+              <w:t>la estructura de este tipo de reportes existe en la empresa Transporte Guillermo Varas</w:t>
             </w:r>
           </w:p>
         </w:tc>
@@ -15516,27 +14215,15 @@
                 <w:lang w:eastAsia="es-CL"/>
               </w:rPr>
             </w:pPr>
-            <w:proofErr w:type="spellStart"/>
-            <w:r>
-              <w:rPr>
-                <w:rFonts w:ascii="Aptos Narrow" w:eastAsia="Times New Roman" w:hAnsi="Aptos Narrow" w:cs="Times New Roman"/>
-                <w:color w:val="000000"/>
-                <w:sz w:val="18"/>
-                <w:szCs w:val="18"/>
-                <w:lang w:eastAsia="es-CL"/>
-              </w:rPr>
-              <w:t>Dashboard</w:t>
-            </w:r>
-            <w:proofErr w:type="spellEnd"/>
-            <w:r>
-              <w:rPr>
-                <w:rFonts w:ascii="Aptos Narrow" w:eastAsia="Times New Roman" w:hAnsi="Aptos Narrow" w:cs="Times New Roman"/>
-                <w:color w:val="000000"/>
-                <w:sz w:val="18"/>
-                <w:szCs w:val="18"/>
-                <w:lang w:eastAsia="es-CL"/>
-              </w:rPr>
-              <w:t xml:space="preserve"> sobre fallas </w:t>
+            <w:r>
+              <w:rPr>
+                <w:rFonts w:ascii="Aptos Narrow" w:eastAsia="Times New Roman" w:hAnsi="Aptos Narrow" w:cs="Times New Roman"/>
+                <w:color w:val="000000"/>
+                <w:sz w:val="18"/>
+                <w:szCs w:val="18"/>
+                <w:lang w:eastAsia="es-CL"/>
+              </w:rPr>
+              <w:t xml:space="preserve">Dashboard sobre fallas </w:t>
             </w:r>
           </w:p>
         </w:tc>
@@ -15610,17 +14297,7 @@
                 <w:szCs w:val="18"/>
                 <w:lang w:eastAsia="es-CL"/>
               </w:rPr>
-              <w:t xml:space="preserve">2 </w:t>
-            </w:r>
-            <w:r>
-              <w:rPr>
-                <w:rFonts w:ascii="Aptos Narrow" w:eastAsia="Times New Roman" w:hAnsi="Aptos Narrow" w:cs="Times New Roman"/>
-                <w:color w:val="000000"/>
-                <w:sz w:val="18"/>
-                <w:szCs w:val="18"/>
-                <w:lang w:eastAsia="es-CL"/>
-              </w:rPr>
-              <w:t>días</w:t>
+              <w:t>2 días</w:t>
             </w:r>
           </w:p>
         </w:tc>
@@ -15690,34 +14367,7 @@
                 <w:szCs w:val="18"/>
                 <w:lang w:eastAsia="es-CL"/>
               </w:rPr>
-              <w:t xml:space="preserve">una mala </w:t>
-            </w:r>
-            <w:r>
-              <w:rPr>
-                <w:rFonts w:ascii="Aptos Narrow" w:eastAsia="Times New Roman" w:hAnsi="Aptos Narrow" w:cs="Times New Roman"/>
-                <w:sz w:val="18"/>
-                <w:szCs w:val="18"/>
-                <w:lang w:eastAsia="es-CL"/>
-              </w:rPr>
-              <w:t>definición</w:t>
-            </w:r>
-            <w:r>
-              <w:rPr>
-                <w:rFonts w:ascii="Aptos Narrow" w:eastAsia="Times New Roman" w:hAnsi="Aptos Narrow" w:cs="Times New Roman"/>
-                <w:sz w:val="18"/>
-                <w:szCs w:val="18"/>
-                <w:lang w:eastAsia="es-CL"/>
-              </w:rPr>
-              <w:t xml:space="preserve"> de la historia de usuario </w:t>
-            </w:r>
-            <w:r>
-              <w:rPr>
-                <w:rFonts w:ascii="Aptos Narrow" w:eastAsia="Times New Roman" w:hAnsi="Aptos Narrow" w:cs="Times New Roman"/>
-                <w:sz w:val="18"/>
-                <w:szCs w:val="18"/>
-                <w:lang w:eastAsia="es-CL"/>
-              </w:rPr>
-              <w:t>podrí</w:t>
+              <w:t>una mala definición de la historia de usuario podrí</w:t>
             </w:r>
             <w:r>
               <w:rPr>
@@ -15735,27 +14385,7 @@
                 <w:szCs w:val="18"/>
                 <w:lang w:eastAsia="es-CL"/>
               </w:rPr>
-              <w:t xml:space="preserve">ser que se mal entienda el </w:t>
-            </w:r>
-            <w:proofErr w:type="spellStart"/>
-            <w:r>
-              <w:rPr>
-                <w:rFonts w:ascii="Aptos Narrow" w:eastAsia="Times New Roman" w:hAnsi="Aptos Narrow" w:cs="Times New Roman"/>
-                <w:sz w:val="18"/>
-                <w:szCs w:val="18"/>
-                <w:lang w:eastAsia="es-CL"/>
-              </w:rPr>
-              <w:t>kpi</w:t>
-            </w:r>
-            <w:proofErr w:type="spellEnd"/>
-            <w:r>
-              <w:rPr>
-                <w:rFonts w:ascii="Aptos Narrow" w:eastAsia="Times New Roman" w:hAnsi="Aptos Narrow" w:cs="Times New Roman"/>
-                <w:sz w:val="18"/>
-                <w:szCs w:val="18"/>
-                <w:lang w:eastAsia="es-CL"/>
-              </w:rPr>
-              <w:t xml:space="preserve"> buscado</w:t>
+              <w:t>ser que se mal entienda el kpi buscado</w:t>
             </w:r>
           </w:p>
         </w:tc>
@@ -15906,27 +14536,7 @@
                 <w:szCs w:val="18"/>
                 <w:lang w:eastAsia="es-CL"/>
               </w:rPr>
-              <w:t xml:space="preserve">IA Inicio de </w:t>
-            </w:r>
-            <w:r>
-              <w:rPr>
-                <w:rFonts w:ascii="Aptos Narrow" w:eastAsia="Times New Roman" w:hAnsi="Aptos Narrow" w:cs="Times New Roman"/>
-                <w:color w:val="000000"/>
-                <w:sz w:val="18"/>
-                <w:szCs w:val="18"/>
-                <w:lang w:eastAsia="es-CL"/>
-              </w:rPr>
-              <w:t>sesión</w:t>
-            </w:r>
-            <w:r>
-              <w:rPr>
-                <w:rFonts w:ascii="Aptos Narrow" w:eastAsia="Times New Roman" w:hAnsi="Aptos Narrow" w:cs="Times New Roman"/>
-                <w:color w:val="000000"/>
-                <w:sz w:val="18"/>
-                <w:szCs w:val="18"/>
-                <w:lang w:eastAsia="es-CL"/>
-              </w:rPr>
-              <w:t xml:space="preserve"> con cara</w:t>
+              <w:t>IA Inicio de sesión con cara</w:t>
             </w:r>
           </w:p>
         </w:tc>
@@ -16000,17 +14610,7 @@
                 <w:szCs w:val="18"/>
                 <w:lang w:eastAsia="es-CL"/>
               </w:rPr>
-              <w:t xml:space="preserve">12 </w:t>
-            </w:r>
-            <w:r>
-              <w:rPr>
-                <w:rFonts w:ascii="Aptos Narrow" w:eastAsia="Times New Roman" w:hAnsi="Aptos Narrow" w:cs="Times New Roman"/>
-                <w:color w:val="000000"/>
-                <w:sz w:val="18"/>
-                <w:szCs w:val="18"/>
-                <w:lang w:eastAsia="es-CL"/>
-              </w:rPr>
-              <w:t>días</w:t>
+              <w:t>12 días</w:t>
             </w:r>
           </w:p>
         </w:tc>
@@ -16045,27 +14645,7 @@
                 <w:szCs w:val="18"/>
                 <w:lang w:eastAsia="es-CL"/>
               </w:rPr>
-              <w:t xml:space="preserve">Sebastián Cabrera (scrum </w:t>
-            </w:r>
-            <w:proofErr w:type="gramStart"/>
-            <w:r>
-              <w:rPr>
-                <w:rFonts w:ascii="Aptos Narrow" w:eastAsia="Times New Roman" w:hAnsi="Aptos Narrow" w:cs="Times New Roman"/>
-                <w:sz w:val="18"/>
-                <w:szCs w:val="18"/>
-                <w:lang w:eastAsia="es-CL"/>
-              </w:rPr>
-              <w:t>master</w:t>
-            </w:r>
-            <w:proofErr w:type="gramEnd"/>
-            <w:r>
-              <w:rPr>
-                <w:rFonts w:ascii="Aptos Narrow" w:eastAsia="Times New Roman" w:hAnsi="Aptos Narrow" w:cs="Times New Roman"/>
-                <w:sz w:val="18"/>
-                <w:szCs w:val="18"/>
-                <w:lang w:eastAsia="es-CL"/>
-              </w:rPr>
-              <w:t xml:space="preserve">), Cristóbal Oyarzun y Matias Rosales </w:t>
+              <w:t xml:space="preserve">Sebastián Cabrera (scrum master), Cristóbal Oyarzun y Matias Rosales </w:t>
             </w:r>
           </w:p>
         </w:tc>
@@ -16100,43 +14680,7 @@
                 <w:szCs w:val="18"/>
                 <w:lang w:eastAsia="es-CL"/>
               </w:rPr>
-              <w:t xml:space="preserve">existen </w:t>
-            </w:r>
-            <w:r>
-              <w:rPr>
-                <w:rFonts w:ascii="Aptos Narrow" w:eastAsia="Times New Roman" w:hAnsi="Aptos Narrow" w:cs="Times New Roman"/>
-                <w:sz w:val="18"/>
-                <w:szCs w:val="18"/>
-                <w:lang w:eastAsia="es-CL"/>
-              </w:rPr>
-              <w:t>documentación</w:t>
-            </w:r>
-            <w:r>
-              <w:rPr>
-                <w:rFonts w:ascii="Aptos Narrow" w:eastAsia="Times New Roman" w:hAnsi="Aptos Narrow" w:cs="Times New Roman"/>
-                <w:sz w:val="18"/>
-                <w:szCs w:val="18"/>
-                <w:lang w:eastAsia="es-CL"/>
-              </w:rPr>
-              <w:t xml:space="preserve"> extensa de </w:t>
-            </w:r>
-            <w:r>
-              <w:rPr>
-                <w:rFonts w:ascii="Aptos Narrow" w:eastAsia="Times New Roman" w:hAnsi="Aptos Narrow" w:cs="Times New Roman"/>
-                <w:sz w:val="18"/>
-                <w:szCs w:val="18"/>
-                <w:lang w:eastAsia="es-CL"/>
-              </w:rPr>
-              <w:t>cómo</w:t>
-            </w:r>
-            <w:r>
-              <w:rPr>
-                <w:rFonts w:ascii="Aptos Narrow" w:eastAsia="Times New Roman" w:hAnsi="Aptos Narrow" w:cs="Times New Roman"/>
-                <w:sz w:val="18"/>
-                <w:szCs w:val="18"/>
-                <w:lang w:eastAsia="es-CL"/>
-              </w:rPr>
-              <w:t xml:space="preserve"> hacer un CNN funcional y que funcione dentro de una aplicación </w:t>
+              <w:t xml:space="preserve">existen documentación extensa de cómo hacer un CNN funcional y que funcione dentro de una aplicación </w:t>
             </w:r>
           </w:p>
         </w:tc>
@@ -16206,25 +14750,7 @@
                 <w:szCs w:val="18"/>
                 <w:lang w:eastAsia="es-CL"/>
               </w:rPr>
-              <w:t xml:space="preserve">Se reformulo esta actividad por falta de datos para la </w:t>
-            </w:r>
-            <w:r>
-              <w:rPr>
-                <w:rFonts w:ascii="Aptos Narrow" w:eastAsia="Times New Roman" w:hAnsi="Aptos Narrow" w:cs="Times New Roman"/>
-                <w:sz w:val="18"/>
-                <w:szCs w:val="18"/>
-                <w:lang w:eastAsia="es-CL"/>
-              </w:rPr>
-              <w:t>producción</w:t>
-            </w:r>
-            <w:r>
-              <w:rPr>
-                <w:rFonts w:ascii="Aptos Narrow" w:eastAsia="Times New Roman" w:hAnsi="Aptos Narrow" w:cs="Times New Roman"/>
-                <w:sz w:val="18"/>
-                <w:szCs w:val="18"/>
-                <w:lang w:eastAsia="es-CL"/>
-              </w:rPr>
-              <w:t xml:space="preserve"> de rutas</w:t>
+              <w:t>Se reformulo esta actividad por falta de datos para la producción de rutas</w:t>
             </w:r>
           </w:p>
         </w:tc>
@@ -16264,27 +14790,7 @@
                 <w:szCs w:val="18"/>
                 <w:lang w:eastAsia="es-CL"/>
               </w:rPr>
-              <w:t xml:space="preserve">Calidad de software </w:t>
-            </w:r>
-            <w:proofErr w:type="spellStart"/>
-            <w:r>
-              <w:rPr>
-                <w:rFonts w:ascii="Aptos Narrow" w:eastAsia="Times New Roman" w:hAnsi="Aptos Narrow" w:cs="Times New Roman"/>
-                <w:sz w:val="18"/>
-                <w:szCs w:val="18"/>
-                <w:lang w:eastAsia="es-CL"/>
-              </w:rPr>
-              <w:t>y</w:t>
-            </w:r>
-            <w:proofErr w:type="spellEnd"/>
-            <w:r>
-              <w:rPr>
-                <w:rFonts w:ascii="Aptos Narrow" w:eastAsia="Times New Roman" w:hAnsi="Aptos Narrow" w:cs="Times New Roman"/>
-                <w:sz w:val="18"/>
-                <w:szCs w:val="18"/>
-                <w:lang w:eastAsia="es-CL"/>
-              </w:rPr>
-              <w:t xml:space="preserve"> Integración de plataformas</w:t>
+              <w:t>Calidad de software y Integración de plataformas</w:t>
             </w:r>
           </w:p>
         </w:tc>
@@ -16395,17 +14901,7 @@
                 <w:szCs w:val="18"/>
                 <w:lang w:eastAsia="es-CL"/>
               </w:rPr>
-              <w:t xml:space="preserve">4 </w:t>
-            </w:r>
-            <w:r>
-              <w:rPr>
-                <w:rFonts w:ascii="Aptos Narrow" w:eastAsia="Times New Roman" w:hAnsi="Aptos Narrow" w:cs="Times New Roman"/>
-                <w:color w:val="000000"/>
-                <w:sz w:val="18"/>
-                <w:szCs w:val="18"/>
-                <w:lang w:eastAsia="es-CL"/>
-              </w:rPr>
-              <w:t>días</w:t>
+              <w:t>4 días</w:t>
             </w:r>
           </w:p>
         </w:tc>
@@ -16440,27 +14936,7 @@
                 <w:szCs w:val="18"/>
                 <w:lang w:eastAsia="es-CL"/>
               </w:rPr>
-              <w:t xml:space="preserve">Sebastián Cabrera (scrum </w:t>
-            </w:r>
-            <w:proofErr w:type="gramStart"/>
-            <w:r>
-              <w:rPr>
-                <w:rFonts w:ascii="Aptos Narrow" w:eastAsia="Times New Roman" w:hAnsi="Aptos Narrow" w:cs="Times New Roman"/>
-                <w:sz w:val="18"/>
-                <w:szCs w:val="18"/>
-                <w:lang w:eastAsia="es-CL"/>
-              </w:rPr>
-              <w:t>master</w:t>
-            </w:r>
-            <w:proofErr w:type="gramEnd"/>
-            <w:r>
-              <w:rPr>
-                <w:rFonts w:ascii="Aptos Narrow" w:eastAsia="Times New Roman" w:hAnsi="Aptos Narrow" w:cs="Times New Roman"/>
-                <w:sz w:val="18"/>
-                <w:szCs w:val="18"/>
-                <w:lang w:eastAsia="es-CL"/>
-              </w:rPr>
-              <w:t xml:space="preserve">), Cristóbal Oyarzun y Matias Rosales </w:t>
+              <w:t xml:space="preserve">Sebastián Cabrera (scrum master), Cristóbal Oyarzun y Matias Rosales </w:t>
             </w:r>
           </w:p>
         </w:tc>
@@ -16645,47 +15121,7 @@
                 <w:szCs w:val="18"/>
                 <w:lang w:eastAsia="es-CL"/>
               </w:rPr>
-              <w:t xml:space="preserve">Entrega a cliente Modulo </w:t>
-            </w:r>
-            <w:r>
-              <w:rPr>
-                <w:rFonts w:ascii="Aptos Narrow" w:eastAsia="Times New Roman" w:hAnsi="Aptos Narrow" w:cs="Times New Roman"/>
-                <w:color w:val="000000"/>
-                <w:sz w:val="18"/>
-                <w:szCs w:val="18"/>
-                <w:lang w:eastAsia="es-CL"/>
-              </w:rPr>
-              <w:t>funcionales servicios</w:t>
-            </w:r>
-            <w:r>
-              <w:rPr>
-                <w:rFonts w:ascii="Aptos Narrow" w:eastAsia="Times New Roman" w:hAnsi="Aptos Narrow" w:cs="Times New Roman"/>
-                <w:color w:val="000000"/>
-                <w:sz w:val="18"/>
-                <w:szCs w:val="18"/>
-                <w:lang w:eastAsia="es-CL"/>
-              </w:rPr>
-              <w:t xml:space="preserve">/viajes + IA </w:t>
-            </w:r>
-            <w:r>
-              <w:rPr>
-                <w:rFonts w:ascii="Aptos Narrow" w:eastAsia="Times New Roman" w:hAnsi="Aptos Narrow" w:cs="Times New Roman"/>
-                <w:color w:val="000000"/>
-                <w:sz w:val="18"/>
-                <w:szCs w:val="18"/>
-                <w:lang w:eastAsia="es-CL"/>
-              </w:rPr>
-              <w:t>Predicciones</w:t>
-            </w:r>
-            <w:r>
-              <w:rPr>
-                <w:rFonts w:ascii="Aptos Narrow" w:eastAsia="Times New Roman" w:hAnsi="Aptos Narrow" w:cs="Times New Roman"/>
-                <w:color w:val="000000"/>
-                <w:sz w:val="18"/>
-                <w:szCs w:val="18"/>
-                <w:lang w:eastAsia="es-CL"/>
-              </w:rPr>
-              <w:t xml:space="preserve"> de ruta</w:t>
+              <w:t>Entrega a cliente Modulo funcionales servicios/viajes + IA Predicciones de ruta</w:t>
             </w:r>
           </w:p>
         </w:tc>
@@ -18182,33 +16618,7 @@
               <w:rPr>
                 <w:rFonts w:ascii="Calibri" w:hAnsi="Calibri"/>
               </w:rPr>
-              <w:t xml:space="preserve">:  </w:t>
-            </w:r>
-            <w:r>
-              <w:rPr>
-                <w:rFonts w:ascii="Calibri" w:hAnsi="Calibri"/>
-              </w:rPr>
-              <w:t xml:space="preserve">Debido al segundo product backlog ser revalorizo que era mejor desarrollarlo en el sprint </w:t>
-            </w:r>
-            <w:r>
-              <w:rPr>
-                <w:rFonts w:ascii="Calibri" w:hAnsi="Calibri"/>
-              </w:rPr>
-              <w:t xml:space="preserve">2 porque era mas importante para el desarrollo de reportes y </w:t>
-            </w:r>
-            <w:proofErr w:type="spellStart"/>
-            <w:r>
-              <w:rPr>
-                <w:rFonts w:ascii="Calibri" w:hAnsi="Calibri"/>
-              </w:rPr>
-              <w:t>dashboard</w:t>
-            </w:r>
-            <w:proofErr w:type="spellEnd"/>
-            <w:r>
-              <w:rPr>
-                <w:rFonts w:ascii="Calibri" w:hAnsi="Calibri"/>
-              </w:rPr>
-              <w:t xml:space="preserve"> de fallas.</w:t>
+              <w:t>:  Debido al segundo product backlog ser revalorizo que era mejor desarrollarlo en el sprint 2 porque era mas importante para el desarrollo de reportes y dashboard de fallas.</w:t>
             </w:r>
           </w:p>
           <w:p>
@@ -18252,19 +16662,7 @@
               <w:rPr>
                 <w:rFonts w:ascii="Calibri" w:hAnsi="Calibri"/>
               </w:rPr>
-              <w:t xml:space="preserve">IA </w:t>
-            </w:r>
-            <w:r>
-              <w:rPr>
-                <w:rFonts w:ascii="Calibri" w:hAnsi="Calibri"/>
-              </w:rPr>
-              <w:t>Predicciones</w:t>
-            </w:r>
-            <w:r>
-              <w:rPr>
-                <w:rFonts w:ascii="Calibri" w:hAnsi="Calibri"/>
-              </w:rPr>
-              <w:t xml:space="preserve"> de ruta</w:t>
+              <w:t>IA Predicciones de ruta</w:t>
             </w:r>
             <w:r>
               <w:rPr>
@@ -18343,13 +16741,7 @@
               <w:rPr>
                 <w:rFonts w:ascii="Calibri" w:hAnsi="Calibri"/>
               </w:rPr>
-              <w:t xml:space="preserve">: </w:t>
-            </w:r>
-            <w:r>
-              <w:rPr>
-                <w:rFonts w:ascii="Calibri" w:hAnsi="Calibri"/>
-              </w:rPr>
-              <w:t>esta actividad fue eliminada debido a que es realizada en la gestión empleados.</w:t>
+              <w:t>: esta actividad fue eliminada debido a que es realizada en la gestión empleados.</w:t>
             </w:r>
           </w:p>
           <w:p>
@@ -18620,31 +17012,7 @@
                 <w:szCs w:val="20"/>
                 <w:lang w:eastAsia="es-CL"/>
               </w:rPr>
-              <w:t xml:space="preserve"> </w:t>
-            </w:r>
-            <w:proofErr w:type="gramStart"/>
-            <w:r>
-              <w:rPr>
-                <w:rFonts w:ascii="Calibri" w:hAnsi="Calibri" w:cs="Arial"/>
-                <w:i/>
-                <w:color w:val="548DD4"/>
-                <w:sz w:val="20"/>
-                <w:szCs w:val="20"/>
-                <w:lang w:eastAsia="es-CL"/>
-              </w:rPr>
-              <w:t>de acuerdo a</w:t>
-            </w:r>
-            <w:proofErr w:type="gramEnd"/>
-            <w:r>
-              <w:rPr>
-                <w:rFonts w:ascii="Calibri" w:hAnsi="Calibri" w:cs="Arial"/>
-                <w:i/>
-                <w:color w:val="548DD4"/>
-                <w:sz w:val="20"/>
-                <w:szCs w:val="20"/>
-                <w:lang w:eastAsia="es-CL"/>
-              </w:rPr>
-              <w:t xml:space="preserve"> tu planificación</w:t>
+              <w:t xml:space="preserve"> de acuerdo a tu planificación</w:t>
             </w:r>
             <w:r>
               <w:rPr>
@@ -20520,6 +18888,7 @@
   <w:style w:type="character" w:default="1" w:styleId="Fuentedeprrafopredeter">
     <w:name w:val="Default Paragraph Font"/>
     <w:uiPriority w:val="1"/>
+    <w:semiHidden/>
     <w:unhideWhenUsed/>
   </w:style>
   <w:style w:type="table" w:default="1" w:styleId="Tablanormal">
@@ -21106,12 +19475,9 @@
 </file>
 
 <file path=customXml/item1.xml><?xml version="1.0" encoding="utf-8"?>
-<?mso-contentType ?>
-<FormTemplates xmlns="http://schemas.microsoft.com/sharepoint/v3/contenttype/forms">
-  <Display>DocumentLibraryForm</Display>
-  <Edit>DocumentLibraryForm</Edit>
-  <New>DocumentLibraryForm</New>
-</FormTemplates>
+<p:properties xmlns:p="http://schemas.microsoft.com/office/2006/metadata/properties" xmlns:xsi="http://www.w3.org/2001/XMLSchema-instance" xmlns:pc="http://schemas.microsoft.com/office/infopath/2007/PartnerControls">
+  <documentManagement/>
+</p:properties>
 </file>
 
 <file path=customXml/item2.xml><?xml version="1.0" encoding="utf-8"?>
@@ -21247,15 +19613,19 @@
 </file>
 
 <file path=customXml/item3.xml><?xml version="1.0" encoding="utf-8"?>
-<p:properties xmlns:p="http://schemas.microsoft.com/office/2006/metadata/properties" xmlns:xsi="http://www.w3.org/2001/XMLSchema-instance" xmlns:pc="http://schemas.microsoft.com/office/infopath/2007/PartnerControls">
-  <documentManagement/>
-</p:properties>
+<?mso-contentType ?>
+<FormTemplates xmlns="http://schemas.microsoft.com/sharepoint/v3/contenttype/forms">
+  <Display>DocumentLibraryForm</Display>
+  <Edit>DocumentLibraryForm</Edit>
+  <New>DocumentLibraryForm</New>
+</FormTemplates>
 </file>
 
 <file path=customXml/itemProps1.xml><?xml version="1.0" encoding="utf-8"?>
-<ds:datastoreItem xmlns:ds="http://schemas.openxmlformats.org/officeDocument/2006/customXml" ds:itemID="{D51C61E4-DB75-4684-AD25-71F546404E96}">
+<ds:datastoreItem xmlns:ds="http://schemas.openxmlformats.org/officeDocument/2006/customXml" ds:itemID="{46CA5683-AF87-4E40-B841-2E23A3B52406}">
   <ds:schemaRefs>
-    <ds:schemaRef ds:uri="http://schemas.microsoft.com/sharepoint/v3/contenttype/forms"/>
+    <ds:schemaRef ds:uri="http://schemas.microsoft.com/office/2006/metadata/properties"/>
+    <ds:schemaRef ds:uri="http://schemas.microsoft.com/office/infopath/2007/PartnerControls"/>
   </ds:schemaRefs>
 </ds:datastoreItem>
 </file>
@@ -21279,10 +19649,9 @@
 </file>
 
 <file path=customXml/itemProps3.xml><?xml version="1.0" encoding="utf-8"?>
-<ds:datastoreItem xmlns:ds="http://schemas.openxmlformats.org/officeDocument/2006/customXml" ds:itemID="{46CA5683-AF87-4E40-B841-2E23A3B52406}">
+<ds:datastoreItem xmlns:ds="http://schemas.openxmlformats.org/officeDocument/2006/customXml" ds:itemID="{D51C61E4-DB75-4684-AD25-71F546404E96}">
   <ds:schemaRefs>
-    <ds:schemaRef ds:uri="http://schemas.microsoft.com/office/2006/metadata/properties"/>
-    <ds:schemaRef ds:uri="http://schemas.microsoft.com/office/infopath/2007/PartnerControls"/>
+    <ds:schemaRef ds:uri="http://schemas.microsoft.com/sharepoint/v3/contenttype/forms"/>
   </ds:schemaRefs>
 </ds:datastoreItem>
 </file>